--- a/resources/Templates/Fine_Only_Plea_Final_Judgment_Template.docx
+++ b/resources/Templates/Fine_Only_Plea_Final_Judgment_Template.docx
@@ -1,6 +1,6 @@
 
 <file path=word/document.xml><?xml version="1.0" encoding="utf-8"?>
-<w:document xmlns:wpc="http://schemas.microsoft.com/office/word/2010/wordprocessingCanvas" xmlns:cx="http://schemas.microsoft.com/office/drawing/2014/chartex" xmlns:cx1="http://schemas.microsoft.com/office/drawing/2015/9/8/chartex" xmlns:cx2="http://schemas.microsoft.com/office/drawing/2015/10/21/chartex" xmlns:cx3="http://schemas.microsoft.com/office/drawing/2016/5/9/chartex" xmlns:cx4="http://schemas.microsoft.com/office/drawing/2016/5/10/chartex" xmlns:cx5="http://schemas.microsoft.com/office/drawing/2016/5/11/chartex" xmlns:cx6="http://schemas.microsoft.com/office/drawing/2016/5/12/chartex" xmlns:cx7="http://schemas.microsoft.com/office/drawing/2016/5/13/chartex" xmlns:cx8="http://schemas.microsoft.com/office/drawing/2016/5/14/chartex" xmlns:mc="http://schemas.openxmlformats.org/markup-compatibility/2006" xmlns:aink="http://schemas.microsoft.com/office/drawing/2016/ink" xmlns:am3d="http://schemas.microsoft.com/office/drawing/2017/model3d" xmlns:o="urn:schemas-microsoft-com:office:office" xmlns:r="http://schemas.openxmlformats.org/officeDocument/2006/relationships" xmlns:m="http://schemas.openxmlformats.org/officeDocument/2006/math" xmlns:v="urn:schemas-microsoft-com:vml" xmlns:wp14="http://schemas.microsoft.com/office/word/2010/wordprocessingDrawing" xmlns:wp="http://schemas.openxmlformats.org/drawingml/2006/wordprocessingDrawing" xmlns:w10="urn:schemas-microsoft-com:office:word" xmlns:w="http://schemas.openxmlformats.org/wordprocessingml/2006/main" xmlns:w14="http://schemas.microsoft.com/office/word/2010/wordml" xmlns:w15="http://schemas.microsoft.com/office/word/2012/wordml" xmlns:w16cex="http://schemas.microsoft.com/office/word/2018/wordml/cex" xmlns:w16cid="http://schemas.microsoft.com/office/word/2016/wordml/cid" xmlns:w16="http://schemas.microsoft.com/office/word/2018/wordml" xmlns:w16sdtdh="http://schemas.microsoft.com/office/word/2020/wordml/sdtdatahash" xmlns:w16se="http://schemas.microsoft.com/office/word/2015/wordml/symex" xmlns:wpg="http://schemas.microsoft.com/office/word/2010/wordprocessingGroup" xmlns:wpi="http://schemas.microsoft.com/office/word/2010/wordprocessingInk" xmlns:wne="http://schemas.microsoft.com/office/word/2006/wordml" xmlns:wps="http://schemas.microsoft.com/office/word/2010/wordprocessingShape" mc:Ignorable="w14 w15 w16se w16cid w16 w16cex w16sdtdh wp14">
+<w:document xmlns:wpc="http://schemas.microsoft.com/office/word/2010/wordprocessingCanvas" xmlns:cx="http://schemas.microsoft.com/office/drawing/2014/chartex" xmlns:cx1="http://schemas.microsoft.com/office/drawing/2015/9/8/chartex" xmlns:cx2="http://schemas.microsoft.com/office/drawing/2015/10/21/chartex" xmlns:cx3="http://schemas.microsoft.com/office/drawing/2016/5/9/chartex" xmlns:cx4="http://schemas.microsoft.com/office/drawing/2016/5/10/chartex" xmlns:cx5="http://schemas.microsoft.com/office/drawing/2016/5/11/chartex" xmlns:cx6="http://schemas.microsoft.com/office/drawing/2016/5/12/chartex" xmlns:cx7="http://schemas.microsoft.com/office/drawing/2016/5/13/chartex" xmlns:cx8="http://schemas.microsoft.com/office/drawing/2016/5/14/chartex" xmlns:mc="http://schemas.openxmlformats.org/markup-compatibility/2006" xmlns:aink="http://schemas.microsoft.com/office/drawing/2016/ink" xmlns:am3d="http://schemas.microsoft.com/office/drawing/2017/model3d" xmlns:o="urn:schemas-microsoft-com:office:office" xmlns:oel="http://schemas.microsoft.com/office/2019/extlst" xmlns:r="http://schemas.openxmlformats.org/officeDocument/2006/relationships" xmlns:m="http://schemas.openxmlformats.org/officeDocument/2006/math" xmlns:v="urn:schemas-microsoft-com:vml" xmlns:wp14="http://schemas.microsoft.com/office/word/2010/wordprocessingDrawing" xmlns:wp="http://schemas.openxmlformats.org/drawingml/2006/wordprocessingDrawing" xmlns:w10="urn:schemas-microsoft-com:office:word" xmlns:w="http://schemas.openxmlformats.org/wordprocessingml/2006/main" xmlns:w14="http://schemas.microsoft.com/office/word/2010/wordml" xmlns:w15="http://schemas.microsoft.com/office/word/2012/wordml" xmlns:w16cex="http://schemas.microsoft.com/office/word/2018/wordml/cex" xmlns:w16cid="http://schemas.microsoft.com/office/word/2016/wordml/cid" xmlns:w16="http://schemas.microsoft.com/office/word/2018/wordml" xmlns:w16sdtdh="http://schemas.microsoft.com/office/word/2020/wordml/sdtdatahash" xmlns:w16se="http://schemas.microsoft.com/office/word/2015/wordml/symex" xmlns:wpg="http://schemas.microsoft.com/office/word/2010/wordprocessingGroup" xmlns:wpi="http://schemas.microsoft.com/office/word/2010/wordprocessingInk" xmlns:wne="http://schemas.microsoft.com/office/word/2006/wordml" xmlns:wps="http://schemas.microsoft.com/office/word/2010/wordprocessingShape" mc:Ignorable="w14 w15 w16se w16cid w16 w16cex w16sdtdh wp14">
   <w:body>
     <w:p>
       <w:pPr>
@@ -2279,561 +2279,10 @@
       <w:r>
         <w:rPr>
           <w:rFonts w:ascii="Palatino Linotype" w:hAnsi="Palatino Linotype"/>
-          <w:b/>
-          <w:bCs/>
-          <w:sz w:val="20"/>
-          <w:szCs w:val="20"/>
-        </w:rPr>
-        <w:t xml:space="preserve">Fines and Costs.  </w:t>
-      </w:r>
-      <w:r>
-        <w:rPr>
-          <w:rFonts w:ascii="Palatino Linotype" w:hAnsi="Palatino Linotype"/>
-          <w:b/>
-          <w:bCs/>
-          <w:sz w:val="20"/>
-          <w:szCs w:val="20"/>
-        </w:rPr>
-        <w:t xml:space="preserve">{% </w:t>
-      </w:r>
-      <w:r>
-        <w:rPr>
-          <w:rFonts w:ascii="Palatino Linotype" w:hAnsi="Palatino Linotype"/>
-          <w:bCs/>
-          <w:sz w:val="20"/>
-          <w:szCs w:val="20"/>
-        </w:rPr>
-        <w:t>if court_costs.ordered == ‘Yes’ %}</w:t>
-      </w:r>
-      <w:r>
-        <w:rPr>
-          <w:rFonts w:ascii="Palatino Linotype" w:hAnsi="Palatino Linotype"/>
-          <w:bCs/>
-          <w:sz w:val="20"/>
-          <w:szCs w:val="20"/>
-          <w:u w:val="single"/>
-        </w:rPr>
-        <w:t>Court costs are assessed for the highest degree charge in this</w:t>
-      </w:r>
-      <w:r>
-        <w:rPr>
-          <w:rFonts w:ascii="Palatino Linotype" w:hAnsi="Palatino Linotype"/>
-          <w:bCs/>
-          <w:sz w:val="20"/>
-          <w:szCs w:val="20"/>
-          <w:u w:val="single"/>
-        </w:rPr>
-        <w:t xml:space="preserve"> case</w:t>
-      </w:r>
-      <w:r>
-        <w:rPr>
-          <w:rFonts w:ascii="Palatino Linotype" w:hAnsi="Palatino Linotype"/>
-          <w:bCs/>
-          <w:sz w:val="20"/>
-          <w:szCs w:val="20"/>
-        </w:rPr>
-        <w:t>. {%</w:t>
-      </w:r>
-      <w:r>
-        <w:rPr>
-          <w:rFonts w:ascii="Palatino Linotype" w:hAnsi="Palatino Linotype"/>
-          <w:bCs/>
-          <w:sz w:val="20"/>
-          <w:szCs w:val="20"/>
-        </w:rPr>
-        <w:t xml:space="preserve"> elif court_costs.ordered == ‘Waived</w:t>
-      </w:r>
-      <w:r>
-        <w:rPr>
-          <w:rFonts w:ascii="Palatino Linotype" w:hAnsi="Palatino Linotype"/>
-          <w:bCs/>
-          <w:sz w:val="20"/>
-          <w:szCs w:val="20"/>
-        </w:rPr>
-        <w:t>’ %}</w:t>
-      </w:r>
-      <w:r>
-        <w:rPr>
-          <w:rFonts w:ascii="Palatino Linotype" w:hAnsi="Palatino Linotype"/>
-          <w:bCs/>
-          <w:sz w:val="20"/>
-          <w:szCs w:val="20"/>
-          <w:u w:val="single"/>
-        </w:rPr>
-        <w:t>Court costs in this case are waived</w:t>
-      </w:r>
-      <w:r>
-        <w:rPr>
-          <w:rFonts w:ascii="Palatino Linotype" w:hAnsi="Palatino Linotype"/>
-          <w:bCs/>
-          <w:sz w:val="20"/>
-          <w:szCs w:val="20"/>
-        </w:rPr>
-        <w:t xml:space="preserve">. </w:t>
-      </w:r>
-      <w:r>
-        <w:rPr>
-          <w:rFonts w:ascii="Palatino Linotype" w:hAnsi="Palatino Linotype"/>
-          <w:bCs/>
-          <w:sz w:val="20"/>
-          <w:szCs w:val="20"/>
-        </w:rPr>
-        <w:t>{% elif court_costs.ordered == ‘Imposed in companion case’ %}</w:t>
-      </w:r>
-      <w:r>
-        <w:rPr>
-          <w:rFonts w:ascii="Palatino Linotype" w:hAnsi="Palatino Linotype"/>
-          <w:bCs/>
-          <w:sz w:val="20"/>
-          <w:szCs w:val="20"/>
-          <w:u w:val="single"/>
-        </w:rPr>
-        <w:t>No court costs are imposed in this case, but court costs are imposed in Defendant’s companion case</w:t>
-      </w:r>
-      <w:r>
-        <w:rPr>
-          <w:rFonts w:ascii="Palatino Linotype" w:hAnsi="Palatino Linotype"/>
-          <w:bCs/>
-          <w:sz w:val="20"/>
-          <w:szCs w:val="20"/>
-        </w:rPr>
-        <w:t xml:space="preserve">. </w:t>
-      </w:r>
-      <w:r>
-        <w:rPr>
-          <w:rFonts w:ascii="Palatino Linotype" w:hAnsi="Palatino Linotype"/>
-          <w:bCs/>
-          <w:sz w:val="20"/>
-          <w:szCs w:val="20"/>
-        </w:rPr>
-        <w:t>{% elif court_costs.ordered == ‘No’ %}</w:t>
-      </w:r>
-      <w:r>
-        <w:rPr>
-          <w:rFonts w:ascii="Palatino Linotype" w:hAnsi="Palatino Linotype"/>
-          <w:bCs/>
-          <w:sz w:val="20"/>
-          <w:szCs w:val="20"/>
-          <w:u w:val="single"/>
-        </w:rPr>
-        <w:t>There are no court costs in this case</w:t>
-      </w:r>
-      <w:r>
-        <w:rPr>
-          <w:rFonts w:ascii="Palatino Linotype" w:hAnsi="Palatino Linotype"/>
-          <w:bCs/>
-          <w:sz w:val="20"/>
-          <w:szCs w:val="20"/>
-        </w:rPr>
-        <w:t xml:space="preserve">. </w:t>
-      </w:r>
-      <w:r>
-        <w:rPr>
-          <w:rFonts w:ascii="Palatino Linotype" w:hAnsi="Palatino Linotype"/>
-          <w:bCs/>
-          <w:sz w:val="20"/>
-          <w:szCs w:val="20"/>
-        </w:rPr>
-        <w:t>{% endif %}</w:t>
-      </w:r>
-      <w:r>
-        <w:rPr>
-          <w:rFonts w:ascii="Palatino Linotype" w:hAnsi="Palatino Linotype"/>
-          <w:sz w:val="20"/>
-          <w:szCs w:val="20"/>
-        </w:rPr>
-        <w:t>Having</w:t>
-      </w:r>
-      <w:r>
-        <w:rPr>
-          <w:rFonts w:ascii="Palatino Linotype" w:hAnsi="Palatino Linotype"/>
-          <w:sz w:val="20"/>
-          <w:szCs w:val="20"/>
-        </w:rPr>
-        <w:t xml:space="preserve"> been informed of the fines </w:t>
-      </w:r>
-      <w:r>
-        <w:rPr>
-          <w:rFonts w:ascii="Palatino Linotype" w:hAnsi="Palatino Linotype"/>
-          <w:b/>
-          <w:bCs/>
-          <w:sz w:val="20"/>
-          <w:szCs w:val="20"/>
-        </w:rPr>
-        <w:t xml:space="preserve">{% </w:t>
-      </w:r>
-      <w:r>
-        <w:rPr>
-          <w:rFonts w:ascii="Palatino Linotype" w:hAnsi="Palatino Linotype"/>
-          <w:bCs/>
-          <w:sz w:val="20"/>
-          <w:szCs w:val="20"/>
-        </w:rPr>
-        <w:t>if court_costs.ordered == ‘Yes’ %}</w:t>
-      </w:r>
-      <w:r>
-        <w:rPr>
-          <w:rFonts w:ascii="Palatino Linotype" w:hAnsi="Palatino Linotype"/>
-          <w:sz w:val="20"/>
-          <w:szCs w:val="20"/>
-        </w:rPr>
-        <w:t>and costs</w:t>
-      </w:r>
-      <w:r>
-        <w:rPr>
-          <w:rFonts w:ascii="Palatino Linotype" w:hAnsi="Palatino Linotype"/>
-          <w:sz w:val="20"/>
-          <w:szCs w:val="20"/>
-        </w:rPr>
-        <w:t xml:space="preserve"> {% endif %}</w:t>
-      </w:r>
-      <w:r>
-        <w:rPr>
-          <w:rFonts w:ascii="Palatino Linotype" w:hAnsi="Palatino Linotype"/>
-          <w:sz w:val="20"/>
-          <w:szCs w:val="20"/>
-        </w:rPr>
-        <w:t xml:space="preserve">owed, Defendant expressed an ability to pay </w:t>
-      </w:r>
-      <w:r>
-        <w:rPr>
-          <w:rFonts w:ascii="Palatino Linotype" w:hAnsi="Palatino Linotype"/>
-          <w:b/>
-          <w:bCs/>
-          <w:sz w:val="20"/>
-          <w:szCs w:val="20"/>
-        </w:rPr>
-        <w:t xml:space="preserve">{{ </w:t>
-      </w:r>
-      <w:r>
-        <w:rPr>
-          <w:rFonts w:ascii="Palatino Linotype" w:hAnsi="Palatino Linotype"/>
-          <w:b/>
-          <w:bCs/>
-          <w:sz w:val="20"/>
-          <w:szCs w:val="20"/>
-        </w:rPr>
-        <w:t>court_costs.</w:t>
-      </w:r>
-      <w:r>
-        <w:rPr>
-          <w:rFonts w:ascii="Palatino Linotype" w:hAnsi="Palatino Linotype"/>
-          <w:b/>
-          <w:bCs/>
-          <w:sz w:val="20"/>
-          <w:szCs w:val="20"/>
-        </w:rPr>
-        <w:t>ability_to_pay_time }}</w:t>
-      </w:r>
-      <w:r>
-        <w:rPr>
-          <w:rFonts w:ascii="Palatino Linotype" w:hAnsi="Palatino Linotype"/>
-          <w:sz w:val="20"/>
-          <w:szCs w:val="20"/>
-        </w:rPr>
-        <w:t xml:space="preserve">. </w:t>
-      </w:r>
-      <w:bookmarkStart w:id="0" w:name="_Hlk94196527"/>
-      <w:r>
-        <w:rPr>
-          <w:rFonts w:ascii="Palatino Linotype" w:hAnsi="Palatino Linotype"/>
-          <w:sz w:val="20"/>
-          <w:szCs w:val="20"/>
-        </w:rPr>
-        <w:t>Absent further order, the Court finds Defendant is able and shall pay</w:t>
-      </w:r>
-      <w:r>
-        <w:rPr>
-          <w:rFonts w:ascii="Palatino Linotype" w:hAnsi="Palatino Linotype"/>
-          <w:sz w:val="20"/>
-          <w:szCs w:val="20"/>
-        </w:rPr>
-        <w:t xml:space="preserve"> the fines </w:t>
-      </w:r>
-      <w:r>
-        <w:rPr>
-          <w:rFonts w:ascii="Palatino Linotype" w:hAnsi="Palatino Linotype"/>
-          <w:b/>
-          <w:bCs/>
-          <w:sz w:val="20"/>
-          <w:szCs w:val="20"/>
-        </w:rPr>
-        <w:t xml:space="preserve">{% </w:t>
-      </w:r>
-      <w:r>
-        <w:rPr>
-          <w:rFonts w:ascii="Palatino Linotype" w:hAnsi="Palatino Linotype"/>
-          <w:bCs/>
-          <w:sz w:val="20"/>
-          <w:szCs w:val="20"/>
-        </w:rPr>
-        <w:t>if court_costs.ordered == ‘Yes’ %}</w:t>
-      </w:r>
-      <w:r>
-        <w:rPr>
-          <w:rFonts w:ascii="Palatino Linotype" w:hAnsi="Palatino Linotype"/>
-          <w:sz w:val="20"/>
-          <w:szCs w:val="20"/>
-        </w:rPr>
-        <w:t>and costs</w:t>
-      </w:r>
-      <w:r>
-        <w:rPr>
-          <w:rFonts w:ascii="Palatino Linotype" w:hAnsi="Palatino Linotype"/>
-          <w:sz w:val="20"/>
-          <w:szCs w:val="20"/>
-        </w:rPr>
-        <w:t xml:space="preserve"> {% endif %}</w:t>
-      </w:r>
-      <w:r>
-        <w:rPr>
-          <w:rFonts w:ascii="Palatino Linotype" w:hAnsi="Palatino Linotype"/>
-          <w:sz w:val="20"/>
-          <w:szCs w:val="20"/>
-        </w:rPr>
-        <w:t xml:space="preserve">in full by </w:t>
-      </w:r>
-      <w:bookmarkEnd w:id="0"/>
-      <w:r>
-        <w:rPr>
-          <w:rFonts w:ascii="Palatino Linotype" w:hAnsi="Palatino Linotype"/>
-          <w:b/>
-          <w:bCs/>
-          <w:sz w:val="20"/>
-          <w:szCs w:val="20"/>
-        </w:rPr>
-        <w:t xml:space="preserve">{{ </w:t>
-      </w:r>
-      <w:r>
-        <w:rPr>
-          <w:rFonts w:ascii="Palatino Linotype" w:hAnsi="Palatino Linotype"/>
-          <w:b/>
-          <w:bCs/>
-          <w:sz w:val="20"/>
-          <w:szCs w:val="20"/>
-        </w:rPr>
-        <w:t>court_costs.</w:t>
-      </w:r>
-      <w:r>
-        <w:rPr>
-          <w:rFonts w:ascii="Palatino Linotype" w:hAnsi="Palatino Linotype"/>
-          <w:b/>
-          <w:bCs/>
-          <w:sz w:val="20"/>
-          <w:szCs w:val="20"/>
-        </w:rPr>
-        <w:t>balance_due_date }}</w:t>
-      </w:r>
-      <w:r>
-        <w:rPr>
-          <w:rFonts w:ascii="Palatino Linotype" w:hAnsi="Palatino Linotype"/>
-          <w:sz w:val="20"/>
-          <w:szCs w:val="20"/>
-        </w:rPr>
-        <w:t xml:space="preserve">. </w:t>
-      </w:r>
-      <w:r>
-        <w:rPr>
-          <w:rFonts w:ascii="Palatino Linotype" w:hAnsi="Palatino Linotype"/>
-          <w:sz w:val="20"/>
-          <w:szCs w:val="20"/>
-        </w:rPr>
-        <w:t xml:space="preserve">{% if </w:t>
-      </w:r>
-      <w:r>
-        <w:rPr>
-          <w:rFonts w:ascii="Palatino Linotype" w:hAnsi="Palatino Linotype"/>
-          <w:sz w:val="20"/>
-          <w:szCs w:val="20"/>
-        </w:rPr>
-        <w:t>fines_and_costs_jail_credit is true</w:t>
-      </w:r>
-      <w:r>
-        <w:rPr>
-          <w:rFonts w:ascii="Palatino Linotype" w:hAnsi="Palatino Linotype"/>
-          <w:sz w:val="20"/>
-          <w:szCs w:val="20"/>
-        </w:rPr>
-        <w:t xml:space="preserve"> %}Defendant shall receive credit at $50/day for </w:t>
-      </w:r>
-      <w:r>
-        <w:rPr>
-          <w:rFonts w:ascii="Palatino Linotype" w:hAnsi="Palatino Linotype"/>
-          <w:b/>
-          <w:bCs/>
-          <w:sz w:val="20"/>
-          <w:szCs w:val="20"/>
-        </w:rPr>
-        <w:t xml:space="preserve">{{ </w:t>
-      </w:r>
-      <w:r>
-        <w:rPr>
-          <w:rFonts w:ascii="Palatino Linotype" w:hAnsi="Palatino Linotype"/>
-          <w:b/>
-          <w:bCs/>
-          <w:sz w:val="20"/>
-          <w:szCs w:val="20"/>
-        </w:rPr>
-        <w:t>fine_jail_days</w:t>
-      </w:r>
-      <w:r>
-        <w:rPr>
-          <w:rFonts w:ascii="Palatino Linotype" w:hAnsi="Palatino Linotype"/>
-          <w:b/>
-          <w:bCs/>
-          <w:sz w:val="20"/>
-          <w:szCs w:val="20"/>
-        </w:rPr>
-        <w:t xml:space="preserve"> }} </w:t>
-      </w:r>
-      <w:r>
-        <w:rPr>
-          <w:rFonts w:ascii="Palatino Linotype" w:hAnsi="Palatino Linotype"/>
-          <w:b/>
-          <w:bCs/>
-          <w:sz w:val="20"/>
-          <w:szCs w:val="20"/>
-        </w:rPr>
-        <w:t>jail day(s)</w:t>
-      </w:r>
-      <w:r>
-        <w:rPr>
-          <w:rFonts w:ascii="Palatino Linotype" w:hAnsi="Palatino Linotype"/>
-          <w:sz w:val="20"/>
-          <w:szCs w:val="20"/>
-        </w:rPr>
-        <w:t xml:space="preserve"> served for a non-jailable offense.</w:t>
-      </w:r>
-      <w:r>
-        <w:rPr>
-          <w:rFonts w:ascii="Palatino Linotype" w:hAnsi="Palatino Linotype"/>
-          <w:sz w:val="20"/>
-          <w:szCs w:val="20"/>
-        </w:rPr>
-        <w:t xml:space="preserve"> </w:t>
-      </w:r>
-      <w:r>
-        <w:rPr>
-          <w:rFonts w:ascii="Palatino Linotype" w:hAnsi="Palatino Linotype"/>
-          <w:sz w:val="20"/>
-          <w:szCs w:val="20"/>
-        </w:rPr>
-        <w:t>{% endif %}</w:t>
-      </w:r>
-      <w:r>
-        <w:rPr>
-          <w:rFonts w:ascii="Palatino Linotype" w:hAnsi="Palatino Linotype"/>
-          <w:sz w:val="20"/>
-          <w:szCs w:val="20"/>
-        </w:rPr>
-        <w:t>{% if court_costs.ability_to_pay_time != ‘forthwith’ %}</w:t>
-      </w:r>
-      <w:r>
-        <w:rPr>
-          <w:rFonts w:ascii="Palatino Linotype" w:hAnsi="Palatino Linotype"/>
-          <w:sz w:val="20"/>
-          <w:szCs w:val="20"/>
-        </w:rPr>
-        <w:t xml:space="preserve">Defendant may complete community service hours to satisfy fines </w:t>
-      </w:r>
-      <w:r>
-        <w:rPr>
-          <w:rFonts w:ascii="Palatino Linotype" w:hAnsi="Palatino Linotype"/>
-          <w:b/>
-          <w:bCs/>
-          <w:sz w:val="20"/>
-          <w:szCs w:val="20"/>
-        </w:rPr>
-        <w:t xml:space="preserve">{% </w:t>
-      </w:r>
-      <w:r>
-        <w:rPr>
-          <w:rFonts w:ascii="Palatino Linotype" w:hAnsi="Palatino Linotype"/>
-          <w:bCs/>
-          <w:sz w:val="20"/>
-          <w:szCs w:val="20"/>
-        </w:rPr>
-        <w:t>if court_costs.ordered == ‘Yes’ %}</w:t>
-      </w:r>
-      <w:r>
-        <w:rPr>
-          <w:rFonts w:ascii="Palatino Linotype" w:hAnsi="Palatino Linotype"/>
-          <w:sz w:val="20"/>
-          <w:szCs w:val="20"/>
-        </w:rPr>
-        <w:t>and costs</w:t>
-      </w:r>
-      <w:r>
-        <w:rPr>
-          <w:rFonts w:ascii="Palatino Linotype" w:hAnsi="Palatino Linotype"/>
-          <w:sz w:val="20"/>
-          <w:szCs w:val="20"/>
-        </w:rPr>
-        <w:t xml:space="preserve"> </w:t>
-      </w:r>
-      <w:r>
-        <w:rPr>
-          <w:rFonts w:ascii="Palatino Linotype" w:hAnsi="Palatino Linotype"/>
-          <w:sz w:val="20"/>
-          <w:szCs w:val="20"/>
-        </w:rPr>
-        <w:t>{% endif %}</w:t>
-      </w:r>
-      <w:r>
-        <w:rPr>
-          <w:rFonts w:ascii="Palatino Linotype" w:hAnsi="Palatino Linotype"/>
-          <w:sz w:val="20"/>
-          <w:szCs w:val="20"/>
-        </w:rPr>
-        <w:t>at the current rate set by the Court</w:t>
-      </w:r>
-      <w:r>
-        <w:rPr>
-          <w:rFonts w:ascii="Palatino Linotype" w:hAnsi="Palatino Linotype"/>
-          <w:sz w:val="20"/>
-          <w:szCs w:val="20"/>
-        </w:rPr>
-        <w:t>. All Community Service hours must be approved by the Office of Community Control.</w:t>
-      </w:r>
-      <w:r>
-        <w:rPr>
-          <w:rFonts w:ascii="Palatino Linotype" w:hAnsi="Palatino Linotype"/>
-          <w:sz w:val="20"/>
-          <w:szCs w:val="20"/>
-        </w:rPr>
-        <w:t>{% endif %}</w:t>
-      </w:r>
-      <w:r>
-        <w:rPr>
-          <w:rFonts w:ascii="Palatino Linotype" w:hAnsi="Palatino Linotype"/>
-          <w:sz w:val="20"/>
-          <w:szCs w:val="20"/>
-        </w:rPr>
-        <w:t>{% if community_service</w:t>
-      </w:r>
-      <w:r>
-        <w:rPr>
-          <w:rFonts w:ascii="Palatino Linotype" w:hAnsi="Palatino Linotype"/>
-          <w:sz w:val="20"/>
-          <w:szCs w:val="20"/>
-        </w:rPr>
-        <w:t xml:space="preserve">.ordered is true </w:t>
-      </w:r>
-      <w:r>
-        <w:rPr>
-          <w:rFonts w:ascii="Palatino Linotype" w:hAnsi="Palatino Linotype"/>
-          <w:sz w:val="20"/>
-          <w:szCs w:val="20"/>
-        </w:rPr>
-        <w:t>%}</w:t>
-      </w:r>
-      <w:r>
-        <w:rPr>
-          <w:rFonts w:ascii="Palatino Linotype" w:hAnsi="Palatino Linotype"/>
-          <w:sz w:val="20"/>
-          <w:szCs w:val="20"/>
-        </w:rPr>
-        <w:t>{{ ‘\n’ }}</w:t>
+          <w:sz w:val="20"/>
+          <w:szCs w:val="20"/>
+        </w:rPr>
+        <w:t>{{ court_costs_subdoc }}</w:t>
       </w:r>
     </w:p>
     <w:p>
@@ -2848,188 +2297,34 @@
       <w:r>
         <w:rPr>
           <w:rFonts w:ascii="Palatino Linotype" w:hAnsi="Palatino Linotype"/>
-          <w:b/>
-          <w:bCs/>
-          <w:sz w:val="20"/>
-          <w:szCs w:val="20"/>
-        </w:rPr>
-        <w:t xml:space="preserve">Community Service.  </w:t>
-      </w:r>
-      <w:r>
-        <w:rPr>
-          <w:rFonts w:ascii="Palatino Linotype" w:hAnsi="Palatino Linotype"/>
-          <w:sz w:val="20"/>
-          <w:szCs w:val="20"/>
-        </w:rPr>
-        <w:t xml:space="preserve">Defendant </w:t>
-      </w:r>
-      <w:r>
-        <w:rPr>
-          <w:rFonts w:ascii="Palatino Linotype" w:hAnsi="Palatino Linotype"/>
-          <w:sz w:val="20"/>
-          <w:szCs w:val="20"/>
-        </w:rPr>
-        <w:t xml:space="preserve">shall </w:t>
-      </w:r>
-      <w:r>
-        <w:rPr>
-          <w:rFonts w:ascii="Palatino Linotype" w:hAnsi="Palatino Linotype"/>
-          <w:sz w:val="20"/>
-          <w:szCs w:val="20"/>
-        </w:rPr>
-        <w:t xml:space="preserve">complete </w:t>
-      </w:r>
-      <w:r>
-        <w:rPr>
-          <w:rFonts w:ascii="Palatino Linotype" w:hAnsi="Palatino Linotype"/>
-          <w:sz w:val="20"/>
-          <w:szCs w:val="20"/>
-        </w:rPr>
-        <w:t xml:space="preserve">{{ </w:t>
-      </w:r>
-      <w:r>
-        <w:rPr>
-          <w:rFonts w:ascii="Palatino Linotype" w:hAnsi="Palatino Linotype"/>
-          <w:sz w:val="20"/>
-          <w:szCs w:val="20"/>
-        </w:rPr>
-        <w:t>community_service.</w:t>
-      </w:r>
-      <w:r>
-        <w:rPr>
-          <w:rFonts w:ascii="Palatino Linotype" w:hAnsi="Palatino Linotype"/>
-          <w:sz w:val="20"/>
-          <w:szCs w:val="20"/>
-        </w:rPr>
-        <w:t>hours_of_service }}</w:t>
-      </w:r>
-      <w:r>
-        <w:rPr>
-          <w:rFonts w:ascii="Palatino Linotype" w:hAnsi="Palatino Linotype"/>
-          <w:sz w:val="20"/>
-          <w:szCs w:val="20"/>
-        </w:rPr>
-        <w:t xml:space="preserve"> hours of community service within </w:t>
-      </w:r>
-      <w:r>
-        <w:rPr>
-          <w:rFonts w:ascii="Palatino Linotype" w:hAnsi="Palatino Linotype"/>
-          <w:sz w:val="20"/>
-          <w:szCs w:val="20"/>
-        </w:rPr>
-        <w:t xml:space="preserve">{{ </w:t>
-      </w:r>
-      <w:r>
-        <w:rPr>
-          <w:rFonts w:ascii="Palatino Linotype" w:hAnsi="Palatino Linotype"/>
-          <w:sz w:val="20"/>
-          <w:szCs w:val="20"/>
-        </w:rPr>
-        <w:t>community_service.</w:t>
-      </w:r>
-      <w:r>
-        <w:rPr>
-          <w:rFonts w:ascii="Palatino Linotype" w:hAnsi="Palatino Linotype"/>
-          <w:sz w:val="20"/>
-          <w:szCs w:val="20"/>
-        </w:rPr>
-        <w:t>days_to_complete_service }}</w:t>
-      </w:r>
-      <w:r>
-        <w:rPr>
-          <w:rFonts w:ascii="Palatino Linotype" w:hAnsi="Palatino Linotype"/>
-          <w:sz w:val="20"/>
-          <w:szCs w:val="20"/>
-        </w:rPr>
-        <w:t xml:space="preserve"> days. Defendant shall show proof of completion of all completed hours to the Office of Community Control on or before </w:t>
-      </w:r>
-      <w:r>
-        <w:rPr>
-          <w:rFonts w:ascii="Palatino Linotype" w:hAnsi="Palatino Linotype"/>
-          <w:sz w:val="20"/>
-          <w:szCs w:val="20"/>
-        </w:rPr>
-        <w:t xml:space="preserve">{{ </w:t>
-      </w:r>
-      <w:r>
-        <w:rPr>
-          <w:rFonts w:ascii="Palatino Linotype" w:hAnsi="Palatino Linotype"/>
-          <w:sz w:val="20"/>
-          <w:szCs w:val="20"/>
-        </w:rPr>
-        <w:t>community_service.</w:t>
-      </w:r>
-      <w:r>
-        <w:rPr>
-          <w:rFonts w:ascii="Palatino Linotype" w:hAnsi="Palatino Linotype"/>
-          <w:sz w:val="20"/>
-          <w:szCs w:val="20"/>
-        </w:rPr>
-        <w:t>due_date_for_service }}</w:t>
-      </w:r>
-      <w:r>
-        <w:rPr>
-          <w:rFonts w:ascii="Palatino Linotype" w:hAnsi="Palatino Linotype"/>
-          <w:sz w:val="20"/>
-          <w:szCs w:val="20"/>
-        </w:rPr>
-        <w:t xml:space="preserve">.  </w:t>
-      </w:r>
-      <w:r>
-        <w:rPr>
-          <w:rFonts w:ascii="Palatino Linotype" w:hAnsi="Palatino Linotype"/>
-          <w:sz w:val="20"/>
-          <w:szCs w:val="20"/>
-        </w:rPr>
-        <w:t>{% endif %}</w:t>
-      </w:r>
-      <w:r>
-        <w:rPr>
-          <w:rFonts w:ascii="Palatino Linotype" w:hAnsi="Palatino Linotype"/>
-          <w:sz w:val="20"/>
-          <w:szCs w:val="20"/>
-        </w:rPr>
-        <w:t>{% if fra_in_file is not none %}{% if fra_in_court is not none %}</w:t>
-      </w:r>
-      <w:r>
-        <w:rPr>
-          <w:rFonts w:ascii="Palatino Linotype" w:hAnsi="Palatino Linotype"/>
-          <w:sz w:val="20"/>
-          <w:szCs w:val="20"/>
-        </w:rPr>
-        <w:t xml:space="preserve">{{ </w:t>
-      </w:r>
-      <w:r>
-        <w:rPr>
-          <w:rFonts w:ascii="Palatino Linotype" w:hAnsi="Palatino Linotype"/>
-          <w:sz w:val="20"/>
-          <w:szCs w:val="20"/>
-        </w:rPr>
-        <w:t>‘</w:t>
-      </w:r>
-      <w:r>
-        <w:rPr>
-          <w:rFonts w:ascii="Palatino Linotype" w:hAnsi="Palatino Linotype"/>
-          <w:sz w:val="20"/>
-          <w:szCs w:val="20"/>
-        </w:rPr>
-        <w:t>\n</w:t>
-      </w:r>
-      <w:r>
-        <w:rPr>
-          <w:rFonts w:ascii="Palatino Linotype" w:hAnsi="Palatino Linotype"/>
-          <w:sz w:val="20"/>
-          <w:szCs w:val="20"/>
-        </w:rPr>
-        <w:t>’</w:t>
-      </w:r>
-      <w:r>
-        <w:rPr>
-          <w:rFonts w:ascii="Palatino Linotype" w:hAnsi="Palatino Linotype"/>
-          <w:sz w:val="20"/>
-          <w:szCs w:val="20"/>
-        </w:rPr>
-        <w:t xml:space="preserve"> }}</w:t>
+          <w:sz w:val="20"/>
+          <w:szCs w:val="20"/>
+        </w:rPr>
+        <w:t>{% if community_service</w:t>
+      </w:r>
+      <w:r>
+        <w:rPr>
+          <w:rFonts w:ascii="Palatino Linotype" w:hAnsi="Palatino Linotype"/>
+          <w:sz w:val="20"/>
+          <w:szCs w:val="20"/>
+        </w:rPr>
+        <w:t xml:space="preserve">.ordered is true </w:t>
+      </w:r>
+      <w:r>
+        <w:rPr>
+          <w:rFonts w:ascii="Palatino Linotype" w:hAnsi="Palatino Linotype"/>
+          <w:sz w:val="20"/>
+          <w:szCs w:val="20"/>
+        </w:rPr>
+        <w:t>%}</w:t>
+      </w:r>
+      <w:r>
+        <w:rPr>
+          <w:rFonts w:ascii="Palatino Linotype" w:hAnsi="Palatino Linotype"/>
+          <w:sz w:val="20"/>
+          <w:szCs w:val="20"/>
+        </w:rPr>
+        <w:t>{{ ‘\n’ }}</w:t>
       </w:r>
     </w:p>
     <w:p>
@@ -3049,115 +2344,183 @@
           <w:sz w:val="20"/>
           <w:szCs w:val="20"/>
         </w:rPr>
-        <w:t xml:space="preserve">Proof of Financial Responsibility.  </w:t>
-      </w:r>
-      <w:r>
-        <w:rPr>
-          <w:rFonts w:ascii="Palatino Linotype" w:hAnsi="Palatino Linotype"/>
-          <w:bCs/>
-          <w:sz w:val="20"/>
-          <w:szCs w:val="20"/>
-        </w:rPr>
-        <w:t xml:space="preserve">{% if fra_in_file is true %} </w:t>
-      </w:r>
-      <w:r>
-        <w:rPr>
-          <w:rFonts w:ascii="Palatino Linotype" w:hAnsi="Palatino Linotype"/>
-          <w:sz w:val="20"/>
-          <w:szCs w:val="20"/>
-        </w:rPr>
-        <w:t xml:space="preserve">The Defendant showed proof of financial </w:t>
-      </w:r>
-      <w:r>
-        <w:rPr>
-          <w:rFonts w:ascii="Palatino Linotype" w:hAnsi="Palatino Linotype"/>
-          <w:sz w:val="20"/>
-          <w:szCs w:val="20"/>
-        </w:rPr>
-        <w:lastRenderedPageBreak/>
-        <w:t>responsibility at the time of the offense.</w:t>
-      </w:r>
-      <w:r>
-        <w:rPr>
-          <w:rFonts w:ascii="Palatino Linotype" w:hAnsi="Palatino Linotype"/>
-          <w:bCs/>
-          <w:sz w:val="20"/>
-          <w:szCs w:val="20"/>
-        </w:rPr>
-        <w:t xml:space="preserve">{% endif %}{% if fra_in_court is true %} </w:t>
-      </w:r>
-      <w:r>
-        <w:rPr>
-          <w:rFonts w:ascii="Palatino Linotype" w:hAnsi="Palatino Linotype"/>
-          <w:sz w:val="20"/>
-          <w:szCs w:val="20"/>
-        </w:rPr>
-        <w:t>The Defendant showed the Court proof of responsibility during the proceeding.</w:t>
-      </w:r>
-      <w:r>
-        <w:rPr>
-          <w:rFonts w:ascii="Palatino Linotype" w:hAnsi="Palatino Linotype"/>
-          <w:bCs/>
-          <w:sz w:val="20"/>
-          <w:szCs w:val="20"/>
-        </w:rPr>
-        <w:t>{% endif %}{% if fra_in_file is false %}{% if fra_in_court is false %}</w:t>
-      </w:r>
-      <w:r>
-        <w:rPr>
-          <w:rFonts w:ascii="Palatino Linotype" w:hAnsi="Palatino Linotype"/>
-          <w:sz w:val="20"/>
-          <w:szCs w:val="20"/>
-        </w:rPr>
-        <w:t>The Defendant did not show proof of financial responsibility at the time of the offense or during the proceeding, but may show proof to Clerk of Court at any time prior to the submission of this matter to the Ohio Bureau of Motor Vehicles.{% endif %}{% endif %}</w:t>
-      </w:r>
-      <w:r>
-        <w:rPr>
-          <w:rFonts w:ascii="Palatino Linotype" w:hAnsi="Palatino Linotype"/>
-          <w:sz w:val="20"/>
-          <w:szCs w:val="20"/>
-        </w:rPr>
-        <w:t>{% endif %}{% endif %}</w:t>
-      </w:r>
-      <w:r>
-        <w:rPr>
-          <w:rFonts w:ascii="Palatino Linotype" w:hAnsi="Palatino Linotype"/>
-          <w:sz w:val="20"/>
-          <w:szCs w:val="20"/>
-        </w:rPr>
-        <w:t xml:space="preserve">{% if </w:t>
-      </w:r>
-      <w:r>
-        <w:rPr>
-          <w:rFonts w:ascii="Palatino Linotype" w:hAnsi="Palatino Linotype"/>
-          <w:sz w:val="20"/>
-          <w:szCs w:val="20"/>
-        </w:rPr>
-        <w:t>license_suspension</w:t>
-      </w:r>
-      <w:r>
-        <w:rPr>
-          <w:rFonts w:ascii="Palatino Linotype" w:hAnsi="Palatino Linotype"/>
-          <w:sz w:val="20"/>
-          <w:szCs w:val="20"/>
-        </w:rPr>
-        <w:t>.ordered is true</w:t>
-      </w:r>
-      <w:r>
-        <w:rPr>
-          <w:rFonts w:ascii="Palatino Linotype" w:hAnsi="Palatino Linotype"/>
-          <w:sz w:val="20"/>
-          <w:szCs w:val="20"/>
-        </w:rPr>
-        <w:t xml:space="preserve"> %}</w:t>
-      </w:r>
-      <w:r>
-        <w:rPr>
-          <w:rFonts w:ascii="Palatino Linotype" w:hAnsi="Palatino Linotype"/>
-          <w:sz w:val="20"/>
-          <w:szCs w:val="20"/>
-        </w:rPr>
-        <w:t>{{ ‘\n’ }}</w:t>
+        <w:t xml:space="preserve">Community Service.  </w:t>
+      </w:r>
+      <w:r>
+        <w:rPr>
+          <w:rFonts w:ascii="Palatino Linotype" w:hAnsi="Palatino Linotype"/>
+          <w:sz w:val="20"/>
+          <w:szCs w:val="20"/>
+        </w:rPr>
+        <w:t xml:space="preserve">Defendant </w:t>
+      </w:r>
+      <w:r>
+        <w:rPr>
+          <w:rFonts w:ascii="Palatino Linotype" w:hAnsi="Palatino Linotype"/>
+          <w:sz w:val="20"/>
+          <w:szCs w:val="20"/>
+        </w:rPr>
+        <w:t xml:space="preserve">shall </w:t>
+      </w:r>
+      <w:r>
+        <w:rPr>
+          <w:rFonts w:ascii="Palatino Linotype" w:hAnsi="Palatino Linotype"/>
+          <w:sz w:val="20"/>
+          <w:szCs w:val="20"/>
+        </w:rPr>
+        <w:t xml:space="preserve">complete </w:t>
+      </w:r>
+      <w:r>
+        <w:rPr>
+          <w:rFonts w:ascii="Palatino Linotype" w:hAnsi="Palatino Linotype"/>
+          <w:sz w:val="20"/>
+          <w:szCs w:val="20"/>
+        </w:rPr>
+        <w:t xml:space="preserve">{{ </w:t>
+      </w:r>
+      <w:r>
+        <w:rPr>
+          <w:rFonts w:ascii="Palatino Linotype" w:hAnsi="Palatino Linotype"/>
+          <w:sz w:val="20"/>
+          <w:szCs w:val="20"/>
+        </w:rPr>
+        <w:t>community_service.</w:t>
+      </w:r>
+      <w:r>
+        <w:rPr>
+          <w:rFonts w:ascii="Palatino Linotype" w:hAnsi="Palatino Linotype"/>
+          <w:sz w:val="20"/>
+          <w:szCs w:val="20"/>
+        </w:rPr>
+        <w:t>hours_of_service }}</w:t>
+      </w:r>
+      <w:r>
+        <w:rPr>
+          <w:rFonts w:ascii="Palatino Linotype" w:hAnsi="Palatino Linotype"/>
+          <w:sz w:val="20"/>
+          <w:szCs w:val="20"/>
+        </w:rPr>
+        <w:t xml:space="preserve"> hours of community service within </w:t>
+      </w:r>
+      <w:r>
+        <w:rPr>
+          <w:rFonts w:ascii="Palatino Linotype" w:hAnsi="Palatino Linotype"/>
+          <w:sz w:val="20"/>
+          <w:szCs w:val="20"/>
+        </w:rPr>
+        <w:t xml:space="preserve">{{ </w:t>
+      </w:r>
+      <w:r>
+        <w:rPr>
+          <w:rFonts w:ascii="Palatino Linotype" w:hAnsi="Palatino Linotype"/>
+          <w:sz w:val="20"/>
+          <w:szCs w:val="20"/>
+        </w:rPr>
+        <w:t>community_service.</w:t>
+      </w:r>
+      <w:r>
+        <w:rPr>
+          <w:rFonts w:ascii="Palatino Linotype" w:hAnsi="Palatino Linotype"/>
+          <w:sz w:val="20"/>
+          <w:szCs w:val="20"/>
+        </w:rPr>
+        <w:t>days_to_complete_service }}</w:t>
+      </w:r>
+      <w:r>
+        <w:rPr>
+          <w:rFonts w:ascii="Palatino Linotype" w:hAnsi="Palatino Linotype"/>
+          <w:sz w:val="20"/>
+          <w:szCs w:val="20"/>
+        </w:rPr>
+        <w:t xml:space="preserve"> days. Defendant shall show proof of completion of all completed hours to the Office of Community Control on or before </w:t>
+      </w:r>
+      <w:r>
+        <w:rPr>
+          <w:rFonts w:ascii="Palatino Linotype" w:hAnsi="Palatino Linotype"/>
+          <w:sz w:val="20"/>
+          <w:szCs w:val="20"/>
+        </w:rPr>
+        <w:t xml:space="preserve">{{ </w:t>
+      </w:r>
+      <w:r>
+        <w:rPr>
+          <w:rFonts w:ascii="Palatino Linotype" w:hAnsi="Palatino Linotype"/>
+          <w:sz w:val="20"/>
+          <w:szCs w:val="20"/>
+        </w:rPr>
+        <w:t>community_service.</w:t>
+      </w:r>
+      <w:r>
+        <w:rPr>
+          <w:rFonts w:ascii="Palatino Linotype" w:hAnsi="Palatino Linotype"/>
+          <w:sz w:val="20"/>
+          <w:szCs w:val="20"/>
+        </w:rPr>
+        <w:t>due_date_for_service }}</w:t>
+      </w:r>
+      <w:r>
+        <w:rPr>
+          <w:rFonts w:ascii="Palatino Linotype" w:hAnsi="Palatino Linotype"/>
+          <w:sz w:val="20"/>
+          <w:szCs w:val="20"/>
+        </w:rPr>
+        <w:t xml:space="preserve">.  </w:t>
+      </w:r>
+      <w:r>
+        <w:rPr>
+          <w:rFonts w:ascii="Palatino Linotype" w:hAnsi="Palatino Linotype"/>
+          <w:sz w:val="20"/>
+          <w:szCs w:val="20"/>
+        </w:rPr>
+        <w:t>{% endif %}</w:t>
+      </w:r>
+      <w:r>
+        <w:rPr>
+          <w:rFonts w:ascii="Palatino Linotype" w:hAnsi="Palatino Linotype"/>
+          <w:sz w:val="20"/>
+          <w:szCs w:val="20"/>
+        </w:rPr>
+        <w:t>{% if fra_in_file is not none %}{% if fra_in_court is not none %}</w:t>
+      </w:r>
+      <w:r>
+        <w:rPr>
+          <w:rFonts w:ascii="Palatino Linotype" w:hAnsi="Palatino Linotype"/>
+          <w:sz w:val="20"/>
+          <w:szCs w:val="20"/>
+        </w:rPr>
+        <w:t xml:space="preserve">{{ </w:t>
+      </w:r>
+      <w:r>
+        <w:rPr>
+          <w:rFonts w:ascii="Palatino Linotype" w:hAnsi="Palatino Linotype"/>
+          <w:sz w:val="20"/>
+          <w:szCs w:val="20"/>
+        </w:rPr>
+        <w:t>‘</w:t>
+      </w:r>
+      <w:r>
+        <w:rPr>
+          <w:rFonts w:ascii="Palatino Linotype" w:hAnsi="Palatino Linotype"/>
+          <w:sz w:val="20"/>
+          <w:szCs w:val="20"/>
+        </w:rPr>
+        <w:t>\n</w:t>
+      </w:r>
+      <w:r>
+        <w:rPr>
+          <w:rFonts w:ascii="Palatino Linotype" w:hAnsi="Palatino Linotype"/>
+          <w:sz w:val="20"/>
+          <w:szCs w:val="20"/>
+        </w:rPr>
+        <w:t>’</w:t>
+      </w:r>
+      <w:r>
+        <w:rPr>
+          <w:rFonts w:ascii="Palatino Linotype" w:hAnsi="Palatino Linotype"/>
+          <w:sz w:val="20"/>
+          <w:szCs w:val="20"/>
+        </w:rPr>
+        <w:t xml:space="preserve"> }}</w:t>
       </w:r>
     </w:p>
     <w:p>
@@ -3173,44 +2536,78 @@
         <w:rPr>
           <w:rFonts w:ascii="Palatino Linotype" w:hAnsi="Palatino Linotype"/>
           <w:b/>
-          <w:sz w:val="20"/>
-          <w:szCs w:val="20"/>
-        </w:rPr>
-        <w:t>License Suspension.</w:t>
-      </w:r>
-      <w:r>
-        <w:rPr>
-          <w:rFonts w:ascii="Palatino Linotype" w:hAnsi="Palatino Linotype"/>
-          <w:b/>
-          <w:sz w:val="20"/>
-          <w:szCs w:val="20"/>
-        </w:rPr>
-        <w:t xml:space="preserve"> </w:t>
-      </w:r>
-      <w:r>
-        <w:rPr>
-          <w:rFonts w:ascii="Palatino Linotype" w:hAnsi="Palatino Linotype"/>
-          <w:b/>
-          <w:sz w:val="20"/>
-          <w:szCs w:val="20"/>
-        </w:rPr>
-        <w:t xml:space="preserve"> </w:t>
-      </w:r>
-      <w:r>
-        <w:rPr>
-          <w:rFonts w:ascii="Palatino Linotype" w:hAnsi="Palatino Linotype"/>
-          <w:sz w:val="20"/>
-          <w:szCs w:val="20"/>
-        </w:rPr>
-        <w:t xml:space="preserve">Defendant’s </w:t>
-      </w:r>
-      <w:r>
-        <w:rPr>
-          <w:rFonts w:ascii="Palatino Linotype" w:hAnsi="Palatino Linotype"/>
-          <w:sz w:val="20"/>
-          <w:szCs w:val="20"/>
-        </w:rPr>
-        <w:t xml:space="preserve">{{ </w:t>
+          <w:bCs/>
+          <w:sz w:val="20"/>
+          <w:szCs w:val="20"/>
+        </w:rPr>
+        <w:t xml:space="preserve">Proof of Financial Responsibility.  </w:t>
+      </w:r>
+      <w:r>
+        <w:rPr>
+          <w:rFonts w:ascii="Palatino Linotype" w:hAnsi="Palatino Linotype"/>
+          <w:bCs/>
+          <w:sz w:val="20"/>
+          <w:szCs w:val="20"/>
+        </w:rPr>
+        <w:t xml:space="preserve">{% if fra_in_file is true %} </w:t>
+      </w:r>
+      <w:r>
+        <w:rPr>
+          <w:rFonts w:ascii="Palatino Linotype" w:hAnsi="Palatino Linotype"/>
+          <w:sz w:val="20"/>
+          <w:szCs w:val="20"/>
+        </w:rPr>
+        <w:t>The Defendant showed proof of financial responsibility at the time of the offense.</w:t>
+      </w:r>
+      <w:r>
+        <w:rPr>
+          <w:rFonts w:ascii="Palatino Linotype" w:hAnsi="Palatino Linotype"/>
+          <w:bCs/>
+          <w:sz w:val="20"/>
+          <w:szCs w:val="20"/>
+        </w:rPr>
+        <w:t xml:space="preserve">{% endif %}{% if fra_in_court is true %} </w:t>
+      </w:r>
+      <w:r>
+        <w:rPr>
+          <w:rFonts w:ascii="Palatino Linotype" w:hAnsi="Palatino Linotype"/>
+          <w:sz w:val="20"/>
+          <w:szCs w:val="20"/>
+        </w:rPr>
+        <w:t>The Defendant showed the Court proof of responsibility during the proceeding.</w:t>
+      </w:r>
+      <w:r>
+        <w:rPr>
+          <w:rFonts w:ascii="Palatino Linotype" w:hAnsi="Palatino Linotype"/>
+          <w:bCs/>
+          <w:sz w:val="20"/>
+          <w:szCs w:val="20"/>
+        </w:rPr>
+        <w:t>{% endif %}{% if fra_in_file is false %}{% if fra_in_court is false %}</w:t>
+      </w:r>
+      <w:r>
+        <w:rPr>
+          <w:rFonts w:ascii="Palatino Linotype" w:hAnsi="Palatino Linotype"/>
+          <w:sz w:val="20"/>
+          <w:szCs w:val="20"/>
+        </w:rPr>
+        <w:t>The Defendant did not show proof of financial responsibility at the time of the offense or during the proceeding, but may show proof to Clerk of Court at any time prior to the submission of this matter to the Ohio Bureau of Motor Vehicles.{% endif %}{% endif %}</w:t>
+      </w:r>
+      <w:r>
+        <w:rPr>
+          <w:rFonts w:ascii="Palatino Linotype" w:hAnsi="Palatino Linotype"/>
+          <w:sz w:val="20"/>
+          <w:szCs w:val="20"/>
+        </w:rPr>
+        <w:t>{% endif %}{% endif %}</w:t>
+      </w:r>
+      <w:r>
+        <w:rPr>
+          <w:rFonts w:ascii="Palatino Linotype" w:hAnsi="Palatino Linotype"/>
+          <w:sz w:val="20"/>
+          <w:szCs w:val="20"/>
+        </w:rPr>
+        <w:t xml:space="preserve">{% if </w:t>
       </w:r>
       <w:r>
         <w:rPr>
@@ -3226,263 +2623,15 @@
           <w:sz w:val="20"/>
           <w:szCs w:val="20"/>
         </w:rPr>
-        <w:t>.license_type }}</w:t>
-      </w:r>
-      <w:r>
-        <w:rPr>
-          <w:rFonts w:ascii="Palatino Linotype" w:hAnsi="Palatino Linotype"/>
-          <w:sz w:val="20"/>
-          <w:szCs w:val="20"/>
-        </w:rPr>
-        <w:t xml:space="preserve"> license is suspended from {{ </w:t>
-      </w:r>
-      <w:r>
-        <w:rPr>
-          <w:rFonts w:ascii="Palatino Linotype" w:hAnsi="Palatino Linotype"/>
-          <w:sz w:val="20"/>
-          <w:szCs w:val="20"/>
-        </w:rPr>
-        <w:t>license_suspension</w:t>
-      </w:r>
-      <w:r>
-        <w:rPr>
-          <w:rFonts w:ascii="Palatino Linotype" w:hAnsi="Palatino Linotype"/>
-          <w:sz w:val="20"/>
-          <w:szCs w:val="20"/>
-        </w:rPr>
-        <w:t>.</w:t>
-      </w:r>
-      <w:r>
-        <w:rPr>
-          <w:rFonts w:ascii="Palatino Linotype" w:hAnsi="Palatino Linotype"/>
-          <w:sz w:val="20"/>
-          <w:szCs w:val="20"/>
-        </w:rPr>
-        <w:t>suspended_date }}</w:t>
-      </w:r>
-      <w:r>
-        <w:rPr>
-          <w:rFonts w:ascii="Palatino Linotype" w:hAnsi="Palatino Linotype"/>
-          <w:sz w:val="20"/>
-          <w:szCs w:val="20"/>
-        </w:rPr>
-        <w:t>,</w:t>
-      </w:r>
-      <w:r>
-        <w:rPr>
-          <w:rFonts w:ascii="Palatino Linotype" w:hAnsi="Palatino Linotype"/>
-          <w:sz w:val="20"/>
-          <w:szCs w:val="20"/>
-        </w:rPr>
-        <w:t xml:space="preserve"> for a term of {{ </w:t>
-      </w:r>
-      <w:r>
-        <w:rPr>
-          <w:rFonts w:ascii="Palatino Linotype" w:hAnsi="Palatino Linotype"/>
-          <w:sz w:val="20"/>
-          <w:szCs w:val="20"/>
-        </w:rPr>
-        <w:t>license_suspension</w:t>
-      </w:r>
-      <w:r>
-        <w:rPr>
-          <w:rFonts w:ascii="Palatino Linotype" w:hAnsi="Palatino Linotype"/>
-          <w:sz w:val="20"/>
-          <w:szCs w:val="20"/>
-        </w:rPr>
-        <w:t>.</w:t>
-      </w:r>
-      <w:r>
-        <w:rPr>
-          <w:rFonts w:ascii="Palatino Linotype" w:hAnsi="Palatino Linotype"/>
-          <w:sz w:val="20"/>
-          <w:szCs w:val="20"/>
-        </w:rPr>
-        <w:t>suspension_term</w:t>
-      </w:r>
-      <w:r>
-        <w:rPr>
-          <w:rFonts w:ascii="Palatino Linotype" w:hAnsi="Palatino Linotype"/>
-          <w:sz w:val="20"/>
-          <w:szCs w:val="20"/>
-        </w:rPr>
-        <w:t xml:space="preserve"> </w:t>
-      </w:r>
-      <w:r>
-        <w:rPr>
-          <w:rFonts w:ascii="Palatino Linotype" w:hAnsi="Palatino Linotype"/>
-          <w:sz w:val="20"/>
-          <w:szCs w:val="20"/>
-        </w:rPr>
-        <w:t xml:space="preserve">}}. </w:t>
-      </w:r>
-      <w:r>
-        <w:rPr>
-          <w:rFonts w:ascii="Palatino Linotype" w:hAnsi="Palatino Linotype"/>
-          <w:sz w:val="20"/>
-          <w:szCs w:val="20"/>
-        </w:rPr>
-        <w:t xml:space="preserve">{% if </w:t>
-      </w:r>
-      <w:r>
-        <w:rPr>
-          <w:rFonts w:ascii="Palatino Linotype" w:hAnsi="Palatino Linotype"/>
-          <w:sz w:val="20"/>
-          <w:szCs w:val="20"/>
-        </w:rPr>
-        <w:t>license_suspension</w:t>
-      </w:r>
-      <w:r>
-        <w:rPr>
-          <w:rFonts w:ascii="Palatino Linotype" w:hAnsi="Palatino Linotype"/>
-          <w:sz w:val="20"/>
-          <w:szCs w:val="20"/>
-        </w:rPr>
-        <w:t>.</w:t>
-      </w:r>
-      <w:r>
-        <w:rPr>
-          <w:rFonts w:ascii="Palatino Linotype" w:hAnsi="Palatino Linotype"/>
-          <w:sz w:val="20"/>
-          <w:szCs w:val="20"/>
-        </w:rPr>
-        <w:t>als_terminated</w:t>
-      </w:r>
-      <w:r>
-        <w:rPr>
-          <w:rFonts w:ascii="Palatino Linotype" w:hAnsi="Palatino Linotype"/>
-          <w:sz w:val="20"/>
-          <w:szCs w:val="20"/>
-        </w:rPr>
-        <w:t xml:space="preserve"> is true %}The </w:t>
-      </w:r>
-      <w:r>
-        <w:rPr>
-          <w:rFonts w:ascii="Palatino Linotype" w:hAnsi="Palatino Linotype"/>
-          <w:sz w:val="20"/>
-          <w:szCs w:val="20"/>
-        </w:rPr>
-        <w:t>Administrative License Suspension is terminated and the OBMV form 2261 shall issue</w:t>
-      </w:r>
-      <w:r>
-        <w:rPr>
-          <w:rFonts w:ascii="Palatino Linotype" w:hAnsi="Palatino Linotype"/>
-          <w:sz w:val="20"/>
-          <w:szCs w:val="20"/>
-        </w:rPr>
-        <w:t>.</w:t>
-      </w:r>
-      <w:r>
-        <w:rPr>
-          <w:rFonts w:ascii="Palatino Linotype" w:hAnsi="Palatino Linotype"/>
-          <w:sz w:val="20"/>
-          <w:szCs w:val="20"/>
-        </w:rPr>
-        <w:t xml:space="preserve"> </w:t>
-      </w:r>
-      <w:r>
-        <w:rPr>
-          <w:rFonts w:ascii="Palatino Linotype" w:hAnsi="Palatino Linotype"/>
-          <w:sz w:val="20"/>
-          <w:szCs w:val="20"/>
-        </w:rPr>
-        <w:t>{% endif %}</w:t>
-      </w:r>
-      <w:r>
-        <w:rPr>
-          <w:rFonts w:ascii="Palatino Linotype" w:hAnsi="Palatino Linotype"/>
-          <w:sz w:val="20"/>
-          <w:szCs w:val="20"/>
-        </w:rPr>
-        <w:t xml:space="preserve">{% if </w:t>
-      </w:r>
-      <w:r>
-        <w:rPr>
-          <w:rFonts w:ascii="Palatino Linotype" w:hAnsi="Palatino Linotype"/>
-          <w:sz w:val="20"/>
-          <w:szCs w:val="20"/>
-        </w:rPr>
-        <w:t>license_suspension</w:t>
-      </w:r>
-      <w:r>
-        <w:rPr>
-          <w:rFonts w:ascii="Palatino Linotype" w:hAnsi="Palatino Linotype"/>
-          <w:sz w:val="20"/>
-          <w:szCs w:val="20"/>
-        </w:rPr>
-        <w:t xml:space="preserve">.remedial_driving_class_required is true %}The </w:t>
-      </w:r>
-      <w:r>
-        <w:rPr>
-          <w:rFonts w:ascii="Palatino Linotype" w:hAnsi="Palatino Linotype"/>
-          <w:sz w:val="20"/>
-          <w:szCs w:val="20"/>
-        </w:rPr>
-        <w:t>D</w:t>
-      </w:r>
-      <w:r>
-        <w:rPr>
-          <w:rFonts w:ascii="Palatino Linotype" w:hAnsi="Palatino Linotype"/>
-          <w:sz w:val="20"/>
-          <w:szCs w:val="20"/>
-        </w:rPr>
-        <w:t xml:space="preserve">efendant is required to complete a remedial driving class before </w:t>
-      </w:r>
-      <w:r>
-        <w:rPr>
-          <w:rFonts w:ascii="Palatino Linotype" w:hAnsi="Palatino Linotype"/>
-          <w:sz w:val="20"/>
-          <w:szCs w:val="20"/>
-        </w:rPr>
-        <w:t>the Defendant’s</w:t>
-      </w:r>
-      <w:r>
-        <w:rPr>
-          <w:rFonts w:ascii="Palatino Linotype" w:hAnsi="Palatino Linotype"/>
-          <w:sz w:val="20"/>
-          <w:szCs w:val="20"/>
-        </w:rPr>
-        <w:t xml:space="preserve"> operator’s license may be reinstated.{% endif %}</w:t>
-      </w:r>
-      <w:r>
-        <w:rPr>
-          <w:rFonts w:ascii="Palatino Linotype" w:hAnsi="Palatino Linotype"/>
-          <w:sz w:val="20"/>
-          <w:szCs w:val="20"/>
-        </w:rPr>
-        <w:t xml:space="preserve">{% endif %}{% if </w:t>
-      </w:r>
-      <w:r>
-        <w:rPr>
-          <w:rFonts w:ascii="Palatino Linotype" w:hAnsi="Palatino Linotype"/>
-          <w:sz w:val="20"/>
-          <w:szCs w:val="20"/>
-        </w:rPr>
-        <w:t>other_condition</w:t>
-      </w:r>
-      <w:r>
-        <w:rPr>
-          <w:rFonts w:ascii="Palatino Linotype" w:hAnsi="Palatino Linotype"/>
-          <w:sz w:val="20"/>
-          <w:szCs w:val="20"/>
-        </w:rPr>
-        <w:t>s</w:t>
-      </w:r>
-      <w:r>
-        <w:rPr>
-          <w:rFonts w:ascii="Palatino Linotype" w:hAnsi="Palatino Linotype"/>
-          <w:sz w:val="20"/>
-          <w:szCs w:val="20"/>
-        </w:rPr>
-        <w:t>.ordered</w:t>
-      </w:r>
-      <w:r>
-        <w:rPr>
-          <w:rFonts w:ascii="Palatino Linotype" w:hAnsi="Palatino Linotype"/>
-          <w:sz w:val="20"/>
-          <w:szCs w:val="20"/>
-        </w:rPr>
-        <w:t xml:space="preserve"> is true %}</w:t>
+        <w:t>.ordered is true</w:t>
+      </w:r>
+      <w:r>
+        <w:rPr>
+          <w:rFonts w:ascii="Palatino Linotype" w:hAnsi="Palatino Linotype"/>
+          <w:sz w:val="20"/>
+          <w:szCs w:val="20"/>
+        </w:rPr>
+        <w:t xml:space="preserve"> %}</w:t>
       </w:r>
       <w:r>
         <w:rPr>
@@ -3509,6 +2658,340 @@
           <w:sz w:val="20"/>
           <w:szCs w:val="20"/>
         </w:rPr>
+        <w:t>License Suspension.</w:t>
+      </w:r>
+      <w:r>
+        <w:rPr>
+          <w:rFonts w:ascii="Palatino Linotype" w:hAnsi="Palatino Linotype"/>
+          <w:b/>
+          <w:sz w:val="20"/>
+          <w:szCs w:val="20"/>
+        </w:rPr>
+        <w:t xml:space="preserve"> </w:t>
+      </w:r>
+      <w:r>
+        <w:rPr>
+          <w:rFonts w:ascii="Palatino Linotype" w:hAnsi="Palatino Linotype"/>
+          <w:b/>
+          <w:sz w:val="20"/>
+          <w:szCs w:val="20"/>
+        </w:rPr>
+        <w:t xml:space="preserve"> </w:t>
+      </w:r>
+      <w:r>
+        <w:rPr>
+          <w:rFonts w:ascii="Palatino Linotype" w:hAnsi="Palatino Linotype"/>
+          <w:sz w:val="20"/>
+          <w:szCs w:val="20"/>
+        </w:rPr>
+        <w:t xml:space="preserve">Defendant’s </w:t>
+      </w:r>
+      <w:r>
+        <w:rPr>
+          <w:rFonts w:ascii="Palatino Linotype" w:hAnsi="Palatino Linotype"/>
+          <w:sz w:val="20"/>
+          <w:szCs w:val="20"/>
+        </w:rPr>
+        <w:t xml:space="preserve">{{ </w:t>
+      </w:r>
+      <w:r>
+        <w:rPr>
+          <w:rFonts w:ascii="Palatino Linotype" w:hAnsi="Palatino Linotype"/>
+          <w:sz w:val="20"/>
+          <w:szCs w:val="20"/>
+        </w:rPr>
+        <w:t>license_suspension</w:t>
+      </w:r>
+      <w:r>
+        <w:rPr>
+          <w:rFonts w:ascii="Palatino Linotype" w:hAnsi="Palatino Linotype"/>
+          <w:sz w:val="20"/>
+          <w:szCs w:val="20"/>
+        </w:rPr>
+        <w:t>.license_type }}</w:t>
+      </w:r>
+      <w:r>
+        <w:rPr>
+          <w:rFonts w:ascii="Palatino Linotype" w:hAnsi="Palatino Linotype"/>
+          <w:sz w:val="20"/>
+          <w:szCs w:val="20"/>
+        </w:rPr>
+        <w:t xml:space="preserve"> license is suspended from {{ </w:t>
+      </w:r>
+      <w:r>
+        <w:rPr>
+          <w:rFonts w:ascii="Palatino Linotype" w:hAnsi="Palatino Linotype"/>
+          <w:sz w:val="20"/>
+          <w:szCs w:val="20"/>
+        </w:rPr>
+        <w:t>license_suspension</w:t>
+      </w:r>
+      <w:r>
+        <w:rPr>
+          <w:rFonts w:ascii="Palatino Linotype" w:hAnsi="Palatino Linotype"/>
+          <w:sz w:val="20"/>
+          <w:szCs w:val="20"/>
+        </w:rPr>
+        <w:t>.</w:t>
+      </w:r>
+      <w:r>
+        <w:rPr>
+          <w:rFonts w:ascii="Palatino Linotype" w:hAnsi="Palatino Linotype"/>
+          <w:sz w:val="20"/>
+          <w:szCs w:val="20"/>
+        </w:rPr>
+        <w:t>suspended_date }}</w:t>
+      </w:r>
+      <w:r>
+        <w:rPr>
+          <w:rFonts w:ascii="Palatino Linotype" w:hAnsi="Palatino Linotype"/>
+          <w:sz w:val="20"/>
+          <w:szCs w:val="20"/>
+        </w:rPr>
+        <w:t>,</w:t>
+      </w:r>
+      <w:r>
+        <w:rPr>
+          <w:rFonts w:ascii="Palatino Linotype" w:hAnsi="Palatino Linotype"/>
+          <w:sz w:val="20"/>
+          <w:szCs w:val="20"/>
+        </w:rPr>
+        <w:t xml:space="preserve"> for a term of {{ </w:t>
+      </w:r>
+      <w:r>
+        <w:rPr>
+          <w:rFonts w:ascii="Palatino Linotype" w:hAnsi="Palatino Linotype"/>
+          <w:sz w:val="20"/>
+          <w:szCs w:val="20"/>
+        </w:rPr>
+        <w:t>license_suspension</w:t>
+      </w:r>
+      <w:r>
+        <w:rPr>
+          <w:rFonts w:ascii="Palatino Linotype" w:hAnsi="Palatino Linotype"/>
+          <w:sz w:val="20"/>
+          <w:szCs w:val="20"/>
+        </w:rPr>
+        <w:t>.</w:t>
+      </w:r>
+      <w:r>
+        <w:rPr>
+          <w:rFonts w:ascii="Palatino Linotype" w:hAnsi="Palatino Linotype"/>
+          <w:sz w:val="20"/>
+          <w:szCs w:val="20"/>
+        </w:rPr>
+        <w:t>suspension_term</w:t>
+      </w:r>
+      <w:r>
+        <w:rPr>
+          <w:rFonts w:ascii="Palatino Linotype" w:hAnsi="Palatino Linotype"/>
+          <w:sz w:val="20"/>
+          <w:szCs w:val="20"/>
+        </w:rPr>
+        <w:t xml:space="preserve"> </w:t>
+      </w:r>
+      <w:r>
+        <w:rPr>
+          <w:rFonts w:ascii="Palatino Linotype" w:hAnsi="Palatino Linotype"/>
+          <w:sz w:val="20"/>
+          <w:szCs w:val="20"/>
+        </w:rPr>
+        <w:t xml:space="preserve">}}. </w:t>
+      </w:r>
+      <w:r>
+        <w:rPr>
+          <w:rFonts w:ascii="Palatino Linotype" w:hAnsi="Palatino Linotype"/>
+          <w:sz w:val="20"/>
+          <w:szCs w:val="20"/>
+        </w:rPr>
+        <w:t xml:space="preserve">{% if </w:t>
+      </w:r>
+      <w:r>
+        <w:rPr>
+          <w:rFonts w:ascii="Palatino Linotype" w:hAnsi="Palatino Linotype"/>
+          <w:sz w:val="20"/>
+          <w:szCs w:val="20"/>
+        </w:rPr>
+        <w:t>license_suspension</w:t>
+      </w:r>
+      <w:r>
+        <w:rPr>
+          <w:rFonts w:ascii="Palatino Linotype" w:hAnsi="Palatino Linotype"/>
+          <w:sz w:val="20"/>
+          <w:szCs w:val="20"/>
+        </w:rPr>
+        <w:t>.</w:t>
+      </w:r>
+      <w:r>
+        <w:rPr>
+          <w:rFonts w:ascii="Palatino Linotype" w:hAnsi="Palatino Linotype"/>
+          <w:sz w:val="20"/>
+          <w:szCs w:val="20"/>
+        </w:rPr>
+        <w:t>als_terminated</w:t>
+      </w:r>
+      <w:r>
+        <w:rPr>
+          <w:rFonts w:ascii="Palatino Linotype" w:hAnsi="Palatino Linotype"/>
+          <w:sz w:val="20"/>
+          <w:szCs w:val="20"/>
+        </w:rPr>
+        <w:t xml:space="preserve"> is true %}The </w:t>
+      </w:r>
+      <w:r>
+        <w:rPr>
+          <w:rFonts w:ascii="Palatino Linotype" w:hAnsi="Palatino Linotype"/>
+          <w:sz w:val="20"/>
+          <w:szCs w:val="20"/>
+        </w:rPr>
+        <w:t>Administrative License Suspension is terminated and the OBMV form 2261 shall issue</w:t>
+      </w:r>
+      <w:r>
+        <w:rPr>
+          <w:rFonts w:ascii="Palatino Linotype" w:hAnsi="Palatino Linotype"/>
+          <w:sz w:val="20"/>
+          <w:szCs w:val="20"/>
+        </w:rPr>
+        <w:t>.</w:t>
+      </w:r>
+      <w:r>
+        <w:rPr>
+          <w:rFonts w:ascii="Palatino Linotype" w:hAnsi="Palatino Linotype"/>
+          <w:sz w:val="20"/>
+          <w:szCs w:val="20"/>
+        </w:rPr>
+        <w:t xml:space="preserve"> </w:t>
+      </w:r>
+      <w:r>
+        <w:rPr>
+          <w:rFonts w:ascii="Palatino Linotype" w:hAnsi="Palatino Linotype"/>
+          <w:sz w:val="20"/>
+          <w:szCs w:val="20"/>
+        </w:rPr>
+        <w:t>{% endif %}</w:t>
+      </w:r>
+      <w:r>
+        <w:rPr>
+          <w:rFonts w:ascii="Palatino Linotype" w:hAnsi="Palatino Linotype"/>
+          <w:sz w:val="20"/>
+          <w:szCs w:val="20"/>
+        </w:rPr>
+        <w:t xml:space="preserve">{% if </w:t>
+      </w:r>
+      <w:r>
+        <w:rPr>
+          <w:rFonts w:ascii="Palatino Linotype" w:hAnsi="Palatino Linotype"/>
+          <w:sz w:val="20"/>
+          <w:szCs w:val="20"/>
+        </w:rPr>
+        <w:t>license_suspension</w:t>
+      </w:r>
+      <w:r>
+        <w:rPr>
+          <w:rFonts w:ascii="Palatino Linotype" w:hAnsi="Palatino Linotype"/>
+          <w:sz w:val="20"/>
+          <w:szCs w:val="20"/>
+        </w:rPr>
+        <w:t xml:space="preserve">.remedial_driving_class_required is true %}The </w:t>
+      </w:r>
+      <w:r>
+        <w:rPr>
+          <w:rFonts w:ascii="Palatino Linotype" w:hAnsi="Palatino Linotype"/>
+          <w:sz w:val="20"/>
+          <w:szCs w:val="20"/>
+        </w:rPr>
+        <w:t>D</w:t>
+      </w:r>
+      <w:r>
+        <w:rPr>
+          <w:rFonts w:ascii="Palatino Linotype" w:hAnsi="Palatino Linotype"/>
+          <w:sz w:val="20"/>
+          <w:szCs w:val="20"/>
+        </w:rPr>
+        <w:t xml:space="preserve">efendant is required to complete a remedial driving class before </w:t>
+      </w:r>
+      <w:r>
+        <w:rPr>
+          <w:rFonts w:ascii="Palatino Linotype" w:hAnsi="Palatino Linotype"/>
+          <w:sz w:val="20"/>
+          <w:szCs w:val="20"/>
+        </w:rPr>
+        <w:t>the Defendant’s</w:t>
+      </w:r>
+      <w:r>
+        <w:rPr>
+          <w:rFonts w:ascii="Palatino Linotype" w:hAnsi="Palatino Linotype"/>
+          <w:sz w:val="20"/>
+          <w:szCs w:val="20"/>
+        </w:rPr>
+        <w:t xml:space="preserve"> operator’s license may be reinstated.{% endif %}</w:t>
+      </w:r>
+      <w:r>
+        <w:rPr>
+          <w:rFonts w:ascii="Palatino Linotype" w:hAnsi="Palatino Linotype"/>
+          <w:sz w:val="20"/>
+          <w:szCs w:val="20"/>
+        </w:rPr>
+        <w:t xml:space="preserve">{% endif %}{% if </w:t>
+      </w:r>
+      <w:r>
+        <w:rPr>
+          <w:rFonts w:ascii="Palatino Linotype" w:hAnsi="Palatino Linotype"/>
+          <w:sz w:val="20"/>
+          <w:szCs w:val="20"/>
+        </w:rPr>
+        <w:t>other_condition</w:t>
+      </w:r>
+      <w:r>
+        <w:rPr>
+          <w:rFonts w:ascii="Palatino Linotype" w:hAnsi="Palatino Linotype"/>
+          <w:sz w:val="20"/>
+          <w:szCs w:val="20"/>
+        </w:rPr>
+        <w:t>s</w:t>
+      </w:r>
+      <w:r>
+        <w:rPr>
+          <w:rFonts w:ascii="Palatino Linotype" w:hAnsi="Palatino Linotype"/>
+          <w:sz w:val="20"/>
+          <w:szCs w:val="20"/>
+        </w:rPr>
+        <w:t>.ordered</w:t>
+      </w:r>
+      <w:r>
+        <w:rPr>
+          <w:rFonts w:ascii="Palatino Linotype" w:hAnsi="Palatino Linotype"/>
+          <w:sz w:val="20"/>
+          <w:szCs w:val="20"/>
+        </w:rPr>
+        <w:t xml:space="preserve"> is true %}</w:t>
+      </w:r>
+      <w:r>
+        <w:rPr>
+          <w:rFonts w:ascii="Palatino Linotype" w:hAnsi="Palatino Linotype"/>
+          <w:sz w:val="20"/>
+          <w:szCs w:val="20"/>
+        </w:rPr>
+        <w:t>{{ ‘\n’ }}</w:t>
+      </w:r>
+    </w:p>
+    <w:p>
+      <w:pPr>
+        <w:jc w:val="both"/>
+        <w:rPr>
+          <w:rFonts w:ascii="Palatino Linotype" w:hAnsi="Palatino Linotype"/>
+          <w:sz w:val="20"/>
+          <w:szCs w:val="20"/>
+        </w:rPr>
+      </w:pPr>
+      <w:r>
+        <w:rPr>
+          <w:rFonts w:ascii="Palatino Linotype" w:hAnsi="Palatino Linotype"/>
+          <w:b/>
+          <w:sz w:val="20"/>
+          <w:szCs w:val="20"/>
+        </w:rPr>
+        <w:lastRenderedPageBreak/>
         <w:t>Other Conditions.</w:t>
       </w:r>
       <w:r>
@@ -4080,7 +3563,7 @@
 </file>
 
 <file path=word/endnotes.xml><?xml version="1.0" encoding="utf-8"?>
-<w:endnotes xmlns:wpc="http://schemas.microsoft.com/office/word/2010/wordprocessingCanvas" xmlns:cx="http://schemas.microsoft.com/office/drawing/2014/chartex" xmlns:cx1="http://schemas.microsoft.com/office/drawing/2015/9/8/chartex" xmlns:cx2="http://schemas.microsoft.com/office/drawing/2015/10/21/chartex" xmlns:cx3="http://schemas.microsoft.com/office/drawing/2016/5/9/chartex" xmlns:cx4="http://schemas.microsoft.com/office/drawing/2016/5/10/chartex" xmlns:cx5="http://schemas.microsoft.com/office/drawing/2016/5/11/chartex" xmlns:cx6="http://schemas.microsoft.com/office/drawing/2016/5/12/chartex" xmlns:cx7="http://schemas.microsoft.com/office/drawing/2016/5/13/chartex" xmlns:cx8="http://schemas.microsoft.com/office/drawing/2016/5/14/chartex" xmlns:mc="http://schemas.openxmlformats.org/markup-compatibility/2006" xmlns:aink="http://schemas.microsoft.com/office/drawing/2016/ink" xmlns:am3d="http://schemas.microsoft.com/office/drawing/2017/model3d" xmlns:o="urn:schemas-microsoft-com:office:office" xmlns:r="http://schemas.openxmlformats.org/officeDocument/2006/relationships" xmlns:m="http://schemas.openxmlformats.org/officeDocument/2006/math" xmlns:v="urn:schemas-microsoft-com:vml" xmlns:wp14="http://schemas.microsoft.com/office/word/2010/wordprocessingDrawing" xmlns:wp="http://schemas.openxmlformats.org/drawingml/2006/wordprocessingDrawing" xmlns:w10="urn:schemas-microsoft-com:office:word" xmlns:w="http://schemas.openxmlformats.org/wordprocessingml/2006/main" xmlns:w14="http://schemas.microsoft.com/office/word/2010/wordml" xmlns:w15="http://schemas.microsoft.com/office/word/2012/wordml" xmlns:w16cex="http://schemas.microsoft.com/office/word/2018/wordml/cex" xmlns:w16cid="http://schemas.microsoft.com/office/word/2016/wordml/cid" xmlns:w16="http://schemas.microsoft.com/office/word/2018/wordml" xmlns:w16sdtdh="http://schemas.microsoft.com/office/word/2020/wordml/sdtdatahash" xmlns:w16se="http://schemas.microsoft.com/office/word/2015/wordml/symex" xmlns:wpg="http://schemas.microsoft.com/office/word/2010/wordprocessingGroup" xmlns:wpi="http://schemas.microsoft.com/office/word/2010/wordprocessingInk" xmlns:wne="http://schemas.microsoft.com/office/word/2006/wordml" xmlns:wps="http://schemas.microsoft.com/office/word/2010/wordprocessingShape" mc:Ignorable="w14 w15 w16se w16cid w16 w16cex w16sdtdh wp14">
+<w:endnotes xmlns:wpc="http://schemas.microsoft.com/office/word/2010/wordprocessingCanvas" xmlns:cx="http://schemas.microsoft.com/office/drawing/2014/chartex" xmlns:cx1="http://schemas.microsoft.com/office/drawing/2015/9/8/chartex" xmlns:cx2="http://schemas.microsoft.com/office/drawing/2015/10/21/chartex" xmlns:cx3="http://schemas.microsoft.com/office/drawing/2016/5/9/chartex" xmlns:cx4="http://schemas.microsoft.com/office/drawing/2016/5/10/chartex" xmlns:cx5="http://schemas.microsoft.com/office/drawing/2016/5/11/chartex" xmlns:cx6="http://schemas.microsoft.com/office/drawing/2016/5/12/chartex" xmlns:cx7="http://schemas.microsoft.com/office/drawing/2016/5/13/chartex" xmlns:cx8="http://schemas.microsoft.com/office/drawing/2016/5/14/chartex" xmlns:mc="http://schemas.openxmlformats.org/markup-compatibility/2006" xmlns:aink="http://schemas.microsoft.com/office/drawing/2016/ink" xmlns:am3d="http://schemas.microsoft.com/office/drawing/2017/model3d" xmlns:o="urn:schemas-microsoft-com:office:office" xmlns:oel="http://schemas.microsoft.com/office/2019/extlst" xmlns:r="http://schemas.openxmlformats.org/officeDocument/2006/relationships" xmlns:m="http://schemas.openxmlformats.org/officeDocument/2006/math" xmlns:v="urn:schemas-microsoft-com:vml" xmlns:wp14="http://schemas.microsoft.com/office/word/2010/wordprocessingDrawing" xmlns:wp="http://schemas.openxmlformats.org/drawingml/2006/wordprocessingDrawing" xmlns:w10="urn:schemas-microsoft-com:office:word" xmlns:w="http://schemas.openxmlformats.org/wordprocessingml/2006/main" xmlns:w14="http://schemas.microsoft.com/office/word/2010/wordml" xmlns:w15="http://schemas.microsoft.com/office/word/2012/wordml" xmlns:w16cex="http://schemas.microsoft.com/office/word/2018/wordml/cex" xmlns:w16cid="http://schemas.microsoft.com/office/word/2016/wordml/cid" xmlns:w16="http://schemas.microsoft.com/office/word/2018/wordml" xmlns:w16sdtdh="http://schemas.microsoft.com/office/word/2020/wordml/sdtdatahash" xmlns:w16se="http://schemas.microsoft.com/office/word/2015/wordml/symex" xmlns:wpg="http://schemas.microsoft.com/office/word/2010/wordprocessingGroup" xmlns:wpi="http://schemas.microsoft.com/office/word/2010/wordprocessingInk" xmlns:wne="http://schemas.microsoft.com/office/word/2006/wordml" xmlns:wps="http://schemas.microsoft.com/office/word/2010/wordprocessingShape" mc:Ignorable="w14 w15 w16se w16cid w16 w16cex w16sdtdh wp14">
   <w:endnote w:type="separator" w:id="-1">
     <w:p>
       <w:r>
@@ -4099,7 +3582,7 @@
 </file>
 
 <file path=word/footer1.xml><?xml version="1.0" encoding="utf-8"?>
-<w:ftr xmlns:wpc="http://schemas.microsoft.com/office/word/2010/wordprocessingCanvas" xmlns:cx="http://schemas.microsoft.com/office/drawing/2014/chartex" xmlns:cx1="http://schemas.microsoft.com/office/drawing/2015/9/8/chartex" xmlns:cx2="http://schemas.microsoft.com/office/drawing/2015/10/21/chartex" xmlns:cx3="http://schemas.microsoft.com/office/drawing/2016/5/9/chartex" xmlns:cx4="http://schemas.microsoft.com/office/drawing/2016/5/10/chartex" xmlns:cx5="http://schemas.microsoft.com/office/drawing/2016/5/11/chartex" xmlns:cx6="http://schemas.microsoft.com/office/drawing/2016/5/12/chartex" xmlns:cx7="http://schemas.microsoft.com/office/drawing/2016/5/13/chartex" xmlns:cx8="http://schemas.microsoft.com/office/drawing/2016/5/14/chartex" xmlns:mc="http://schemas.openxmlformats.org/markup-compatibility/2006" xmlns:aink="http://schemas.microsoft.com/office/drawing/2016/ink" xmlns:am3d="http://schemas.microsoft.com/office/drawing/2017/model3d" xmlns:o="urn:schemas-microsoft-com:office:office" xmlns:r="http://schemas.openxmlformats.org/officeDocument/2006/relationships" xmlns:m="http://schemas.openxmlformats.org/officeDocument/2006/math" xmlns:v="urn:schemas-microsoft-com:vml" xmlns:wp14="http://schemas.microsoft.com/office/word/2010/wordprocessingDrawing" xmlns:wp="http://schemas.openxmlformats.org/drawingml/2006/wordprocessingDrawing" xmlns:w10="urn:schemas-microsoft-com:office:word" xmlns:w="http://schemas.openxmlformats.org/wordprocessingml/2006/main" xmlns:w14="http://schemas.microsoft.com/office/word/2010/wordml" xmlns:w15="http://schemas.microsoft.com/office/word/2012/wordml" xmlns:w16cex="http://schemas.microsoft.com/office/word/2018/wordml/cex" xmlns:w16cid="http://schemas.microsoft.com/office/word/2016/wordml/cid" xmlns:w16="http://schemas.microsoft.com/office/word/2018/wordml" xmlns:w16sdtdh="http://schemas.microsoft.com/office/word/2020/wordml/sdtdatahash" xmlns:w16se="http://schemas.microsoft.com/office/word/2015/wordml/symex" xmlns:wpg="http://schemas.microsoft.com/office/word/2010/wordprocessingGroup" xmlns:wpi="http://schemas.microsoft.com/office/word/2010/wordprocessingInk" xmlns:wne="http://schemas.microsoft.com/office/word/2006/wordml" xmlns:wps="http://schemas.microsoft.com/office/word/2010/wordprocessingShape" mc:Ignorable="w14 w15 w16se w16cid w16 w16cex w16sdtdh wp14">
+<w:ftr xmlns:wpc="http://schemas.microsoft.com/office/word/2010/wordprocessingCanvas" xmlns:cx="http://schemas.microsoft.com/office/drawing/2014/chartex" xmlns:cx1="http://schemas.microsoft.com/office/drawing/2015/9/8/chartex" xmlns:cx2="http://schemas.microsoft.com/office/drawing/2015/10/21/chartex" xmlns:cx3="http://schemas.microsoft.com/office/drawing/2016/5/9/chartex" xmlns:cx4="http://schemas.microsoft.com/office/drawing/2016/5/10/chartex" xmlns:cx5="http://schemas.microsoft.com/office/drawing/2016/5/11/chartex" xmlns:cx6="http://schemas.microsoft.com/office/drawing/2016/5/12/chartex" xmlns:cx7="http://schemas.microsoft.com/office/drawing/2016/5/13/chartex" xmlns:cx8="http://schemas.microsoft.com/office/drawing/2016/5/14/chartex" xmlns:mc="http://schemas.openxmlformats.org/markup-compatibility/2006" xmlns:aink="http://schemas.microsoft.com/office/drawing/2016/ink" xmlns:am3d="http://schemas.microsoft.com/office/drawing/2017/model3d" xmlns:o="urn:schemas-microsoft-com:office:office" xmlns:oel="http://schemas.microsoft.com/office/2019/extlst" xmlns:r="http://schemas.openxmlformats.org/officeDocument/2006/relationships" xmlns:m="http://schemas.openxmlformats.org/officeDocument/2006/math" xmlns:v="urn:schemas-microsoft-com:vml" xmlns:wp14="http://schemas.microsoft.com/office/word/2010/wordprocessingDrawing" xmlns:wp="http://schemas.openxmlformats.org/drawingml/2006/wordprocessingDrawing" xmlns:w10="urn:schemas-microsoft-com:office:word" xmlns:w="http://schemas.openxmlformats.org/wordprocessingml/2006/main" xmlns:w14="http://schemas.microsoft.com/office/word/2010/wordml" xmlns:w15="http://schemas.microsoft.com/office/word/2012/wordml" xmlns:w16cex="http://schemas.microsoft.com/office/word/2018/wordml/cex" xmlns:w16cid="http://schemas.microsoft.com/office/word/2016/wordml/cid" xmlns:w16="http://schemas.microsoft.com/office/word/2018/wordml" xmlns:w16sdtdh="http://schemas.microsoft.com/office/word/2020/wordml/sdtdatahash" xmlns:w16se="http://schemas.microsoft.com/office/word/2015/wordml/symex" xmlns:wpg="http://schemas.microsoft.com/office/word/2010/wordprocessingGroup" xmlns:wpi="http://schemas.microsoft.com/office/word/2010/wordprocessingInk" xmlns:wne="http://schemas.microsoft.com/office/word/2006/wordml" xmlns:wps="http://schemas.microsoft.com/office/word/2010/wordprocessingShape" mc:Ignorable="w14 w15 w16se w16cid w16 w16cex w16sdtdh wp14">
   <w:p>
     <w:pPr>
       <w:pStyle w:val="Footer"/>
@@ -4109,7 +3592,7 @@
 </file>
 
 <file path=word/footer2.xml><?xml version="1.0" encoding="utf-8"?>
-<w:ftr xmlns:wpc="http://schemas.microsoft.com/office/word/2010/wordprocessingCanvas" xmlns:cx="http://schemas.microsoft.com/office/drawing/2014/chartex" xmlns:cx1="http://schemas.microsoft.com/office/drawing/2015/9/8/chartex" xmlns:cx2="http://schemas.microsoft.com/office/drawing/2015/10/21/chartex" xmlns:cx3="http://schemas.microsoft.com/office/drawing/2016/5/9/chartex" xmlns:cx4="http://schemas.microsoft.com/office/drawing/2016/5/10/chartex" xmlns:cx5="http://schemas.microsoft.com/office/drawing/2016/5/11/chartex" xmlns:cx6="http://schemas.microsoft.com/office/drawing/2016/5/12/chartex" xmlns:cx7="http://schemas.microsoft.com/office/drawing/2016/5/13/chartex" xmlns:cx8="http://schemas.microsoft.com/office/drawing/2016/5/14/chartex" xmlns:mc="http://schemas.openxmlformats.org/markup-compatibility/2006" xmlns:aink="http://schemas.microsoft.com/office/drawing/2016/ink" xmlns:am3d="http://schemas.microsoft.com/office/drawing/2017/model3d" xmlns:o="urn:schemas-microsoft-com:office:office" xmlns:r="http://schemas.openxmlformats.org/officeDocument/2006/relationships" xmlns:m="http://schemas.openxmlformats.org/officeDocument/2006/math" xmlns:v="urn:schemas-microsoft-com:vml" xmlns:wp14="http://schemas.microsoft.com/office/word/2010/wordprocessingDrawing" xmlns:wp="http://schemas.openxmlformats.org/drawingml/2006/wordprocessingDrawing" xmlns:w10="urn:schemas-microsoft-com:office:word" xmlns:w="http://schemas.openxmlformats.org/wordprocessingml/2006/main" xmlns:w14="http://schemas.microsoft.com/office/word/2010/wordml" xmlns:w15="http://schemas.microsoft.com/office/word/2012/wordml" xmlns:w16cex="http://schemas.microsoft.com/office/word/2018/wordml/cex" xmlns:w16cid="http://schemas.microsoft.com/office/word/2016/wordml/cid" xmlns:w16="http://schemas.microsoft.com/office/word/2018/wordml" xmlns:w16sdtdh="http://schemas.microsoft.com/office/word/2020/wordml/sdtdatahash" xmlns:w16se="http://schemas.microsoft.com/office/word/2015/wordml/symex" xmlns:wpg="http://schemas.microsoft.com/office/word/2010/wordprocessingGroup" xmlns:wpi="http://schemas.microsoft.com/office/word/2010/wordprocessingInk" xmlns:wne="http://schemas.microsoft.com/office/word/2006/wordml" xmlns:wps="http://schemas.microsoft.com/office/word/2010/wordprocessingShape" mc:Ignorable="w14 w15 w16se w16cid w16 w16cex w16sdtdh wp14">
+<w:ftr xmlns:wpc="http://schemas.microsoft.com/office/word/2010/wordprocessingCanvas" xmlns:cx="http://schemas.microsoft.com/office/drawing/2014/chartex" xmlns:cx1="http://schemas.microsoft.com/office/drawing/2015/9/8/chartex" xmlns:cx2="http://schemas.microsoft.com/office/drawing/2015/10/21/chartex" xmlns:cx3="http://schemas.microsoft.com/office/drawing/2016/5/9/chartex" xmlns:cx4="http://schemas.microsoft.com/office/drawing/2016/5/10/chartex" xmlns:cx5="http://schemas.microsoft.com/office/drawing/2016/5/11/chartex" xmlns:cx6="http://schemas.microsoft.com/office/drawing/2016/5/12/chartex" xmlns:cx7="http://schemas.microsoft.com/office/drawing/2016/5/13/chartex" xmlns:cx8="http://schemas.microsoft.com/office/drawing/2016/5/14/chartex" xmlns:mc="http://schemas.openxmlformats.org/markup-compatibility/2006" xmlns:aink="http://schemas.microsoft.com/office/drawing/2016/ink" xmlns:am3d="http://schemas.microsoft.com/office/drawing/2017/model3d" xmlns:o="urn:schemas-microsoft-com:office:office" xmlns:oel="http://schemas.microsoft.com/office/2019/extlst" xmlns:r="http://schemas.openxmlformats.org/officeDocument/2006/relationships" xmlns:m="http://schemas.openxmlformats.org/officeDocument/2006/math" xmlns:v="urn:schemas-microsoft-com:vml" xmlns:wp14="http://schemas.microsoft.com/office/word/2010/wordprocessingDrawing" xmlns:wp="http://schemas.openxmlformats.org/drawingml/2006/wordprocessingDrawing" xmlns:w10="urn:schemas-microsoft-com:office:word" xmlns:w="http://schemas.openxmlformats.org/wordprocessingml/2006/main" xmlns:w14="http://schemas.microsoft.com/office/word/2010/wordml" xmlns:w15="http://schemas.microsoft.com/office/word/2012/wordml" xmlns:w16cex="http://schemas.microsoft.com/office/word/2018/wordml/cex" xmlns:w16cid="http://schemas.microsoft.com/office/word/2016/wordml/cid" xmlns:w16="http://schemas.microsoft.com/office/word/2018/wordml" xmlns:w16sdtdh="http://schemas.microsoft.com/office/word/2020/wordml/sdtdatahash" xmlns:w16se="http://schemas.microsoft.com/office/word/2015/wordml/symex" xmlns:wpg="http://schemas.microsoft.com/office/word/2010/wordprocessingGroup" xmlns:wpi="http://schemas.microsoft.com/office/word/2010/wordprocessingInk" xmlns:wne="http://schemas.microsoft.com/office/word/2006/wordml" xmlns:wps="http://schemas.microsoft.com/office/word/2010/wordprocessingShape" mc:Ignorable="w14 w15 w16se w16cid w16 w16cex w16sdtdh wp14">
   <w:sdt>
     <w:sdtPr>
       <w:id w:val="-1309706245"/>
@@ -4352,7 +3835,7 @@
 </file>
 
 <file path=word/footer3.xml><?xml version="1.0" encoding="utf-8"?>
-<w:ftr xmlns:wpc="http://schemas.microsoft.com/office/word/2010/wordprocessingCanvas" xmlns:cx="http://schemas.microsoft.com/office/drawing/2014/chartex" xmlns:cx1="http://schemas.microsoft.com/office/drawing/2015/9/8/chartex" xmlns:cx2="http://schemas.microsoft.com/office/drawing/2015/10/21/chartex" xmlns:cx3="http://schemas.microsoft.com/office/drawing/2016/5/9/chartex" xmlns:cx4="http://schemas.microsoft.com/office/drawing/2016/5/10/chartex" xmlns:cx5="http://schemas.microsoft.com/office/drawing/2016/5/11/chartex" xmlns:cx6="http://schemas.microsoft.com/office/drawing/2016/5/12/chartex" xmlns:cx7="http://schemas.microsoft.com/office/drawing/2016/5/13/chartex" xmlns:cx8="http://schemas.microsoft.com/office/drawing/2016/5/14/chartex" xmlns:mc="http://schemas.openxmlformats.org/markup-compatibility/2006" xmlns:aink="http://schemas.microsoft.com/office/drawing/2016/ink" xmlns:am3d="http://schemas.microsoft.com/office/drawing/2017/model3d" xmlns:o="urn:schemas-microsoft-com:office:office" xmlns:r="http://schemas.openxmlformats.org/officeDocument/2006/relationships" xmlns:m="http://schemas.openxmlformats.org/officeDocument/2006/math" xmlns:v="urn:schemas-microsoft-com:vml" xmlns:wp14="http://schemas.microsoft.com/office/word/2010/wordprocessingDrawing" xmlns:wp="http://schemas.openxmlformats.org/drawingml/2006/wordprocessingDrawing" xmlns:w10="urn:schemas-microsoft-com:office:word" xmlns:w="http://schemas.openxmlformats.org/wordprocessingml/2006/main" xmlns:w14="http://schemas.microsoft.com/office/word/2010/wordml" xmlns:w15="http://schemas.microsoft.com/office/word/2012/wordml" xmlns:w16cex="http://schemas.microsoft.com/office/word/2018/wordml/cex" xmlns:w16cid="http://schemas.microsoft.com/office/word/2016/wordml/cid" xmlns:w16="http://schemas.microsoft.com/office/word/2018/wordml" xmlns:w16sdtdh="http://schemas.microsoft.com/office/word/2020/wordml/sdtdatahash" xmlns:w16se="http://schemas.microsoft.com/office/word/2015/wordml/symex" xmlns:wpg="http://schemas.microsoft.com/office/word/2010/wordprocessingGroup" xmlns:wpi="http://schemas.microsoft.com/office/word/2010/wordprocessingInk" xmlns:wne="http://schemas.microsoft.com/office/word/2006/wordml" xmlns:wps="http://schemas.microsoft.com/office/word/2010/wordprocessingShape" mc:Ignorable="w14 w15 w16se w16cid w16 w16cex w16sdtdh wp14">
+<w:ftr xmlns:wpc="http://schemas.microsoft.com/office/word/2010/wordprocessingCanvas" xmlns:cx="http://schemas.microsoft.com/office/drawing/2014/chartex" xmlns:cx1="http://schemas.microsoft.com/office/drawing/2015/9/8/chartex" xmlns:cx2="http://schemas.microsoft.com/office/drawing/2015/10/21/chartex" xmlns:cx3="http://schemas.microsoft.com/office/drawing/2016/5/9/chartex" xmlns:cx4="http://schemas.microsoft.com/office/drawing/2016/5/10/chartex" xmlns:cx5="http://schemas.microsoft.com/office/drawing/2016/5/11/chartex" xmlns:cx6="http://schemas.microsoft.com/office/drawing/2016/5/12/chartex" xmlns:cx7="http://schemas.microsoft.com/office/drawing/2016/5/13/chartex" xmlns:cx8="http://schemas.microsoft.com/office/drawing/2016/5/14/chartex" xmlns:mc="http://schemas.openxmlformats.org/markup-compatibility/2006" xmlns:aink="http://schemas.microsoft.com/office/drawing/2016/ink" xmlns:am3d="http://schemas.microsoft.com/office/drawing/2017/model3d" xmlns:o="urn:schemas-microsoft-com:office:office" xmlns:oel="http://schemas.microsoft.com/office/2019/extlst" xmlns:r="http://schemas.openxmlformats.org/officeDocument/2006/relationships" xmlns:m="http://schemas.openxmlformats.org/officeDocument/2006/math" xmlns:v="urn:schemas-microsoft-com:vml" xmlns:wp14="http://schemas.microsoft.com/office/word/2010/wordprocessingDrawing" xmlns:wp="http://schemas.openxmlformats.org/drawingml/2006/wordprocessingDrawing" xmlns:w10="urn:schemas-microsoft-com:office:word" xmlns:w="http://schemas.openxmlformats.org/wordprocessingml/2006/main" xmlns:w14="http://schemas.microsoft.com/office/word/2010/wordml" xmlns:w15="http://schemas.microsoft.com/office/word/2012/wordml" xmlns:w16cex="http://schemas.microsoft.com/office/word/2018/wordml/cex" xmlns:w16cid="http://schemas.microsoft.com/office/word/2016/wordml/cid" xmlns:w16="http://schemas.microsoft.com/office/word/2018/wordml" xmlns:w16sdtdh="http://schemas.microsoft.com/office/word/2020/wordml/sdtdatahash" xmlns:w16se="http://schemas.microsoft.com/office/word/2015/wordml/symex" xmlns:wpg="http://schemas.microsoft.com/office/word/2010/wordprocessingGroup" xmlns:wpi="http://schemas.microsoft.com/office/word/2010/wordprocessingInk" xmlns:wne="http://schemas.microsoft.com/office/word/2006/wordml" xmlns:wps="http://schemas.microsoft.com/office/word/2010/wordprocessingShape" mc:Ignorable="w14 w15 w16se w16cid w16 w16cex w16sdtdh wp14">
   <w:p>
     <w:pPr>
       <w:pStyle w:val="Footer"/>
@@ -4362,7 +3845,7 @@
 </file>
 
 <file path=word/footnotes.xml><?xml version="1.0" encoding="utf-8"?>
-<w:footnotes xmlns:wpc="http://schemas.microsoft.com/office/word/2010/wordprocessingCanvas" xmlns:cx="http://schemas.microsoft.com/office/drawing/2014/chartex" xmlns:cx1="http://schemas.microsoft.com/office/drawing/2015/9/8/chartex" xmlns:cx2="http://schemas.microsoft.com/office/drawing/2015/10/21/chartex" xmlns:cx3="http://schemas.microsoft.com/office/drawing/2016/5/9/chartex" xmlns:cx4="http://schemas.microsoft.com/office/drawing/2016/5/10/chartex" xmlns:cx5="http://schemas.microsoft.com/office/drawing/2016/5/11/chartex" xmlns:cx6="http://schemas.microsoft.com/office/drawing/2016/5/12/chartex" xmlns:cx7="http://schemas.microsoft.com/office/drawing/2016/5/13/chartex" xmlns:cx8="http://schemas.microsoft.com/office/drawing/2016/5/14/chartex" xmlns:mc="http://schemas.openxmlformats.org/markup-compatibility/2006" xmlns:aink="http://schemas.microsoft.com/office/drawing/2016/ink" xmlns:am3d="http://schemas.microsoft.com/office/drawing/2017/model3d" xmlns:o="urn:schemas-microsoft-com:office:office" xmlns:r="http://schemas.openxmlformats.org/officeDocument/2006/relationships" xmlns:m="http://schemas.openxmlformats.org/officeDocument/2006/math" xmlns:v="urn:schemas-microsoft-com:vml" xmlns:wp14="http://schemas.microsoft.com/office/word/2010/wordprocessingDrawing" xmlns:wp="http://schemas.openxmlformats.org/drawingml/2006/wordprocessingDrawing" xmlns:w10="urn:schemas-microsoft-com:office:word" xmlns:w="http://schemas.openxmlformats.org/wordprocessingml/2006/main" xmlns:w14="http://schemas.microsoft.com/office/word/2010/wordml" xmlns:w15="http://schemas.microsoft.com/office/word/2012/wordml" xmlns:w16cex="http://schemas.microsoft.com/office/word/2018/wordml/cex" xmlns:w16cid="http://schemas.microsoft.com/office/word/2016/wordml/cid" xmlns:w16="http://schemas.microsoft.com/office/word/2018/wordml" xmlns:w16sdtdh="http://schemas.microsoft.com/office/word/2020/wordml/sdtdatahash" xmlns:w16se="http://schemas.microsoft.com/office/word/2015/wordml/symex" xmlns:wpg="http://schemas.microsoft.com/office/word/2010/wordprocessingGroup" xmlns:wpi="http://schemas.microsoft.com/office/word/2010/wordprocessingInk" xmlns:wne="http://schemas.microsoft.com/office/word/2006/wordml" xmlns:wps="http://schemas.microsoft.com/office/word/2010/wordprocessingShape" mc:Ignorable="w14 w15 w16se w16cid w16 w16cex w16sdtdh wp14">
+<w:footnotes xmlns:wpc="http://schemas.microsoft.com/office/word/2010/wordprocessingCanvas" xmlns:cx="http://schemas.microsoft.com/office/drawing/2014/chartex" xmlns:cx1="http://schemas.microsoft.com/office/drawing/2015/9/8/chartex" xmlns:cx2="http://schemas.microsoft.com/office/drawing/2015/10/21/chartex" xmlns:cx3="http://schemas.microsoft.com/office/drawing/2016/5/9/chartex" xmlns:cx4="http://schemas.microsoft.com/office/drawing/2016/5/10/chartex" xmlns:cx5="http://schemas.microsoft.com/office/drawing/2016/5/11/chartex" xmlns:cx6="http://schemas.microsoft.com/office/drawing/2016/5/12/chartex" xmlns:cx7="http://schemas.microsoft.com/office/drawing/2016/5/13/chartex" xmlns:cx8="http://schemas.microsoft.com/office/drawing/2016/5/14/chartex" xmlns:mc="http://schemas.openxmlformats.org/markup-compatibility/2006" xmlns:aink="http://schemas.microsoft.com/office/drawing/2016/ink" xmlns:am3d="http://schemas.microsoft.com/office/drawing/2017/model3d" xmlns:o="urn:schemas-microsoft-com:office:office" xmlns:oel="http://schemas.microsoft.com/office/2019/extlst" xmlns:r="http://schemas.openxmlformats.org/officeDocument/2006/relationships" xmlns:m="http://schemas.openxmlformats.org/officeDocument/2006/math" xmlns:v="urn:schemas-microsoft-com:vml" xmlns:wp14="http://schemas.microsoft.com/office/word/2010/wordprocessingDrawing" xmlns:wp="http://schemas.openxmlformats.org/drawingml/2006/wordprocessingDrawing" xmlns:w10="urn:schemas-microsoft-com:office:word" xmlns:w="http://schemas.openxmlformats.org/wordprocessingml/2006/main" xmlns:w14="http://schemas.microsoft.com/office/word/2010/wordml" xmlns:w15="http://schemas.microsoft.com/office/word/2012/wordml" xmlns:w16cex="http://schemas.microsoft.com/office/word/2018/wordml/cex" xmlns:w16cid="http://schemas.microsoft.com/office/word/2016/wordml/cid" xmlns:w16="http://schemas.microsoft.com/office/word/2018/wordml" xmlns:w16sdtdh="http://schemas.microsoft.com/office/word/2020/wordml/sdtdatahash" xmlns:w16se="http://schemas.microsoft.com/office/word/2015/wordml/symex" xmlns:wpg="http://schemas.microsoft.com/office/word/2010/wordprocessingGroup" xmlns:wpi="http://schemas.microsoft.com/office/word/2010/wordprocessingInk" xmlns:wne="http://schemas.microsoft.com/office/word/2006/wordml" xmlns:wps="http://schemas.microsoft.com/office/word/2010/wordprocessingShape" mc:Ignorable="w14 w15 w16se w16cid w16 w16cex w16sdtdh wp14">
   <w:footnote w:type="separator" w:id="-1">
     <w:p>
       <w:r>
@@ -4381,7 +3864,7 @@
 </file>
 
 <file path=word/header1.xml><?xml version="1.0" encoding="utf-8"?>
-<w:hdr xmlns:wpc="http://schemas.microsoft.com/office/word/2010/wordprocessingCanvas" xmlns:cx="http://schemas.microsoft.com/office/drawing/2014/chartex" xmlns:cx1="http://schemas.microsoft.com/office/drawing/2015/9/8/chartex" xmlns:cx2="http://schemas.microsoft.com/office/drawing/2015/10/21/chartex" xmlns:cx3="http://schemas.microsoft.com/office/drawing/2016/5/9/chartex" xmlns:cx4="http://schemas.microsoft.com/office/drawing/2016/5/10/chartex" xmlns:cx5="http://schemas.microsoft.com/office/drawing/2016/5/11/chartex" xmlns:cx6="http://schemas.microsoft.com/office/drawing/2016/5/12/chartex" xmlns:cx7="http://schemas.microsoft.com/office/drawing/2016/5/13/chartex" xmlns:cx8="http://schemas.microsoft.com/office/drawing/2016/5/14/chartex" xmlns:mc="http://schemas.openxmlformats.org/markup-compatibility/2006" xmlns:aink="http://schemas.microsoft.com/office/drawing/2016/ink" xmlns:am3d="http://schemas.microsoft.com/office/drawing/2017/model3d" xmlns:o="urn:schemas-microsoft-com:office:office" xmlns:r="http://schemas.openxmlformats.org/officeDocument/2006/relationships" xmlns:m="http://schemas.openxmlformats.org/officeDocument/2006/math" xmlns:v="urn:schemas-microsoft-com:vml" xmlns:wp14="http://schemas.microsoft.com/office/word/2010/wordprocessingDrawing" xmlns:wp="http://schemas.openxmlformats.org/drawingml/2006/wordprocessingDrawing" xmlns:w10="urn:schemas-microsoft-com:office:word" xmlns:w="http://schemas.openxmlformats.org/wordprocessingml/2006/main" xmlns:w14="http://schemas.microsoft.com/office/word/2010/wordml" xmlns:w15="http://schemas.microsoft.com/office/word/2012/wordml" xmlns:w16cex="http://schemas.microsoft.com/office/word/2018/wordml/cex" xmlns:w16cid="http://schemas.microsoft.com/office/word/2016/wordml/cid" xmlns:w16="http://schemas.microsoft.com/office/word/2018/wordml" xmlns:w16sdtdh="http://schemas.microsoft.com/office/word/2020/wordml/sdtdatahash" xmlns:w16se="http://schemas.microsoft.com/office/word/2015/wordml/symex" xmlns:wpg="http://schemas.microsoft.com/office/word/2010/wordprocessingGroup" xmlns:wpi="http://schemas.microsoft.com/office/word/2010/wordprocessingInk" xmlns:wne="http://schemas.microsoft.com/office/word/2006/wordml" xmlns:wps="http://schemas.microsoft.com/office/word/2010/wordprocessingShape" mc:Ignorable="w14 w15 w16se w16cid w16 w16cex w16sdtdh wp14">
+<w:hdr xmlns:wpc="http://schemas.microsoft.com/office/word/2010/wordprocessingCanvas" xmlns:cx="http://schemas.microsoft.com/office/drawing/2014/chartex" xmlns:cx1="http://schemas.microsoft.com/office/drawing/2015/9/8/chartex" xmlns:cx2="http://schemas.microsoft.com/office/drawing/2015/10/21/chartex" xmlns:cx3="http://schemas.microsoft.com/office/drawing/2016/5/9/chartex" xmlns:cx4="http://schemas.microsoft.com/office/drawing/2016/5/10/chartex" xmlns:cx5="http://schemas.microsoft.com/office/drawing/2016/5/11/chartex" xmlns:cx6="http://schemas.microsoft.com/office/drawing/2016/5/12/chartex" xmlns:cx7="http://schemas.microsoft.com/office/drawing/2016/5/13/chartex" xmlns:cx8="http://schemas.microsoft.com/office/drawing/2016/5/14/chartex" xmlns:mc="http://schemas.openxmlformats.org/markup-compatibility/2006" xmlns:aink="http://schemas.microsoft.com/office/drawing/2016/ink" xmlns:am3d="http://schemas.microsoft.com/office/drawing/2017/model3d" xmlns:o="urn:schemas-microsoft-com:office:office" xmlns:oel="http://schemas.microsoft.com/office/2019/extlst" xmlns:r="http://schemas.openxmlformats.org/officeDocument/2006/relationships" xmlns:m="http://schemas.openxmlformats.org/officeDocument/2006/math" xmlns:v="urn:schemas-microsoft-com:vml" xmlns:wp14="http://schemas.microsoft.com/office/word/2010/wordprocessingDrawing" xmlns:wp="http://schemas.openxmlformats.org/drawingml/2006/wordprocessingDrawing" xmlns:w10="urn:schemas-microsoft-com:office:word" xmlns:w="http://schemas.openxmlformats.org/wordprocessingml/2006/main" xmlns:w14="http://schemas.microsoft.com/office/word/2010/wordml" xmlns:w15="http://schemas.microsoft.com/office/word/2012/wordml" xmlns:w16cex="http://schemas.microsoft.com/office/word/2018/wordml/cex" xmlns:w16cid="http://schemas.microsoft.com/office/word/2016/wordml/cid" xmlns:w16="http://schemas.microsoft.com/office/word/2018/wordml" xmlns:w16sdtdh="http://schemas.microsoft.com/office/word/2020/wordml/sdtdatahash" xmlns:w16se="http://schemas.microsoft.com/office/word/2015/wordml/symex" xmlns:wpg="http://schemas.microsoft.com/office/word/2010/wordprocessingGroup" xmlns:wpi="http://schemas.microsoft.com/office/word/2010/wordprocessingInk" xmlns:wne="http://schemas.microsoft.com/office/word/2006/wordml" xmlns:wps="http://schemas.microsoft.com/office/word/2010/wordprocessingShape" mc:Ignorable="w14 w15 w16se w16cid w16 w16cex w16sdtdh wp14">
   <w:p>
     <w:pPr>
       <w:pStyle w:val="Header"/>
@@ -4391,7 +3874,7 @@
 </file>
 
 <file path=word/header2.xml><?xml version="1.0" encoding="utf-8"?>
-<w:hdr xmlns:wpc="http://schemas.microsoft.com/office/word/2010/wordprocessingCanvas" xmlns:cx="http://schemas.microsoft.com/office/drawing/2014/chartex" xmlns:cx1="http://schemas.microsoft.com/office/drawing/2015/9/8/chartex" xmlns:cx2="http://schemas.microsoft.com/office/drawing/2015/10/21/chartex" xmlns:cx3="http://schemas.microsoft.com/office/drawing/2016/5/9/chartex" xmlns:cx4="http://schemas.microsoft.com/office/drawing/2016/5/10/chartex" xmlns:cx5="http://schemas.microsoft.com/office/drawing/2016/5/11/chartex" xmlns:cx6="http://schemas.microsoft.com/office/drawing/2016/5/12/chartex" xmlns:cx7="http://schemas.microsoft.com/office/drawing/2016/5/13/chartex" xmlns:cx8="http://schemas.microsoft.com/office/drawing/2016/5/14/chartex" xmlns:mc="http://schemas.openxmlformats.org/markup-compatibility/2006" xmlns:aink="http://schemas.microsoft.com/office/drawing/2016/ink" xmlns:am3d="http://schemas.microsoft.com/office/drawing/2017/model3d" xmlns:o="urn:schemas-microsoft-com:office:office" xmlns:r="http://schemas.openxmlformats.org/officeDocument/2006/relationships" xmlns:m="http://schemas.openxmlformats.org/officeDocument/2006/math" xmlns:v="urn:schemas-microsoft-com:vml" xmlns:wp14="http://schemas.microsoft.com/office/word/2010/wordprocessingDrawing" xmlns:wp="http://schemas.openxmlformats.org/drawingml/2006/wordprocessingDrawing" xmlns:w10="urn:schemas-microsoft-com:office:word" xmlns:w="http://schemas.openxmlformats.org/wordprocessingml/2006/main" xmlns:w14="http://schemas.microsoft.com/office/word/2010/wordml" xmlns:w15="http://schemas.microsoft.com/office/word/2012/wordml" xmlns:w16cex="http://schemas.microsoft.com/office/word/2018/wordml/cex" xmlns:w16cid="http://schemas.microsoft.com/office/word/2016/wordml/cid" xmlns:w16="http://schemas.microsoft.com/office/word/2018/wordml" xmlns:w16sdtdh="http://schemas.microsoft.com/office/word/2020/wordml/sdtdatahash" xmlns:w16se="http://schemas.microsoft.com/office/word/2015/wordml/symex" xmlns:wpg="http://schemas.microsoft.com/office/word/2010/wordprocessingGroup" xmlns:wpi="http://schemas.microsoft.com/office/word/2010/wordprocessingInk" xmlns:wne="http://schemas.microsoft.com/office/word/2006/wordml" xmlns:wps="http://schemas.microsoft.com/office/word/2010/wordprocessingShape" mc:Ignorable="w14 w15 w16se w16cid w16 w16cex w16sdtdh wp14">
+<w:hdr xmlns:wpc="http://schemas.microsoft.com/office/word/2010/wordprocessingCanvas" xmlns:cx="http://schemas.microsoft.com/office/drawing/2014/chartex" xmlns:cx1="http://schemas.microsoft.com/office/drawing/2015/9/8/chartex" xmlns:cx2="http://schemas.microsoft.com/office/drawing/2015/10/21/chartex" xmlns:cx3="http://schemas.microsoft.com/office/drawing/2016/5/9/chartex" xmlns:cx4="http://schemas.microsoft.com/office/drawing/2016/5/10/chartex" xmlns:cx5="http://schemas.microsoft.com/office/drawing/2016/5/11/chartex" xmlns:cx6="http://schemas.microsoft.com/office/drawing/2016/5/12/chartex" xmlns:cx7="http://schemas.microsoft.com/office/drawing/2016/5/13/chartex" xmlns:cx8="http://schemas.microsoft.com/office/drawing/2016/5/14/chartex" xmlns:mc="http://schemas.openxmlformats.org/markup-compatibility/2006" xmlns:aink="http://schemas.microsoft.com/office/drawing/2016/ink" xmlns:am3d="http://schemas.microsoft.com/office/drawing/2017/model3d" xmlns:o="urn:schemas-microsoft-com:office:office" xmlns:oel="http://schemas.microsoft.com/office/2019/extlst" xmlns:r="http://schemas.openxmlformats.org/officeDocument/2006/relationships" xmlns:m="http://schemas.openxmlformats.org/officeDocument/2006/math" xmlns:v="urn:schemas-microsoft-com:vml" xmlns:wp14="http://schemas.microsoft.com/office/word/2010/wordprocessingDrawing" xmlns:wp="http://schemas.openxmlformats.org/drawingml/2006/wordprocessingDrawing" xmlns:w10="urn:schemas-microsoft-com:office:word" xmlns:w="http://schemas.openxmlformats.org/wordprocessingml/2006/main" xmlns:w14="http://schemas.microsoft.com/office/word/2010/wordml" xmlns:w15="http://schemas.microsoft.com/office/word/2012/wordml" xmlns:w16cex="http://schemas.microsoft.com/office/word/2018/wordml/cex" xmlns:w16cid="http://schemas.microsoft.com/office/word/2016/wordml/cid" xmlns:w16="http://schemas.microsoft.com/office/word/2018/wordml" xmlns:w16sdtdh="http://schemas.microsoft.com/office/word/2020/wordml/sdtdatahash" xmlns:w16se="http://schemas.microsoft.com/office/word/2015/wordml/symex" xmlns:wpg="http://schemas.microsoft.com/office/word/2010/wordprocessingGroup" xmlns:wpi="http://schemas.microsoft.com/office/word/2010/wordprocessingInk" xmlns:wne="http://schemas.microsoft.com/office/word/2006/wordml" xmlns:wps="http://schemas.microsoft.com/office/word/2010/wordprocessingShape" mc:Ignorable="w14 w15 w16se w16cid w16 w16cex w16sdtdh wp14">
   <w:p>
     <w:pPr>
       <w:pStyle w:val="Header"/>
@@ -4415,7 +3898,7 @@
 </file>
 
 <file path=word/header3.xml><?xml version="1.0" encoding="utf-8"?>
-<w:hdr xmlns:wpc="http://schemas.microsoft.com/office/word/2010/wordprocessingCanvas" xmlns:cx="http://schemas.microsoft.com/office/drawing/2014/chartex" xmlns:cx1="http://schemas.microsoft.com/office/drawing/2015/9/8/chartex" xmlns:cx2="http://schemas.microsoft.com/office/drawing/2015/10/21/chartex" xmlns:cx3="http://schemas.microsoft.com/office/drawing/2016/5/9/chartex" xmlns:cx4="http://schemas.microsoft.com/office/drawing/2016/5/10/chartex" xmlns:cx5="http://schemas.microsoft.com/office/drawing/2016/5/11/chartex" xmlns:cx6="http://schemas.microsoft.com/office/drawing/2016/5/12/chartex" xmlns:cx7="http://schemas.microsoft.com/office/drawing/2016/5/13/chartex" xmlns:cx8="http://schemas.microsoft.com/office/drawing/2016/5/14/chartex" xmlns:mc="http://schemas.openxmlformats.org/markup-compatibility/2006" xmlns:aink="http://schemas.microsoft.com/office/drawing/2016/ink" xmlns:am3d="http://schemas.microsoft.com/office/drawing/2017/model3d" xmlns:o="urn:schemas-microsoft-com:office:office" xmlns:r="http://schemas.openxmlformats.org/officeDocument/2006/relationships" xmlns:m="http://schemas.openxmlformats.org/officeDocument/2006/math" xmlns:v="urn:schemas-microsoft-com:vml" xmlns:wp14="http://schemas.microsoft.com/office/word/2010/wordprocessingDrawing" xmlns:wp="http://schemas.openxmlformats.org/drawingml/2006/wordprocessingDrawing" xmlns:w10="urn:schemas-microsoft-com:office:word" xmlns:w="http://schemas.openxmlformats.org/wordprocessingml/2006/main" xmlns:w14="http://schemas.microsoft.com/office/word/2010/wordml" xmlns:w15="http://schemas.microsoft.com/office/word/2012/wordml" xmlns:w16cex="http://schemas.microsoft.com/office/word/2018/wordml/cex" xmlns:w16cid="http://schemas.microsoft.com/office/word/2016/wordml/cid" xmlns:w16="http://schemas.microsoft.com/office/word/2018/wordml" xmlns:w16sdtdh="http://schemas.microsoft.com/office/word/2020/wordml/sdtdatahash" xmlns:w16se="http://schemas.microsoft.com/office/word/2015/wordml/symex" xmlns:wpg="http://schemas.microsoft.com/office/word/2010/wordprocessingGroup" xmlns:wpi="http://schemas.microsoft.com/office/word/2010/wordprocessingInk" xmlns:wne="http://schemas.microsoft.com/office/word/2006/wordml" xmlns:wps="http://schemas.microsoft.com/office/word/2010/wordprocessingShape" mc:Ignorable="w14 w15 w16se w16cid w16 w16cex w16sdtdh wp14">
+<w:hdr xmlns:wpc="http://schemas.microsoft.com/office/word/2010/wordprocessingCanvas" xmlns:cx="http://schemas.microsoft.com/office/drawing/2014/chartex" xmlns:cx1="http://schemas.microsoft.com/office/drawing/2015/9/8/chartex" xmlns:cx2="http://schemas.microsoft.com/office/drawing/2015/10/21/chartex" xmlns:cx3="http://schemas.microsoft.com/office/drawing/2016/5/9/chartex" xmlns:cx4="http://schemas.microsoft.com/office/drawing/2016/5/10/chartex" xmlns:cx5="http://schemas.microsoft.com/office/drawing/2016/5/11/chartex" xmlns:cx6="http://schemas.microsoft.com/office/drawing/2016/5/12/chartex" xmlns:cx7="http://schemas.microsoft.com/office/drawing/2016/5/13/chartex" xmlns:cx8="http://schemas.microsoft.com/office/drawing/2016/5/14/chartex" xmlns:mc="http://schemas.openxmlformats.org/markup-compatibility/2006" xmlns:aink="http://schemas.microsoft.com/office/drawing/2016/ink" xmlns:am3d="http://schemas.microsoft.com/office/drawing/2017/model3d" xmlns:o="urn:schemas-microsoft-com:office:office" xmlns:oel="http://schemas.microsoft.com/office/2019/extlst" xmlns:r="http://schemas.openxmlformats.org/officeDocument/2006/relationships" xmlns:m="http://schemas.openxmlformats.org/officeDocument/2006/math" xmlns:v="urn:schemas-microsoft-com:vml" xmlns:wp14="http://schemas.microsoft.com/office/word/2010/wordprocessingDrawing" xmlns:wp="http://schemas.openxmlformats.org/drawingml/2006/wordprocessingDrawing" xmlns:w10="urn:schemas-microsoft-com:office:word" xmlns:w="http://schemas.openxmlformats.org/wordprocessingml/2006/main" xmlns:w14="http://schemas.microsoft.com/office/word/2010/wordml" xmlns:w15="http://schemas.microsoft.com/office/word/2012/wordml" xmlns:w16cex="http://schemas.microsoft.com/office/word/2018/wordml/cex" xmlns:w16cid="http://schemas.microsoft.com/office/word/2016/wordml/cid" xmlns:w16="http://schemas.microsoft.com/office/word/2018/wordml" xmlns:w16sdtdh="http://schemas.microsoft.com/office/word/2020/wordml/sdtdatahash" xmlns:w16se="http://schemas.microsoft.com/office/word/2015/wordml/symex" xmlns:wpg="http://schemas.microsoft.com/office/word/2010/wordprocessingGroup" xmlns:wpi="http://schemas.microsoft.com/office/word/2010/wordprocessingInk" xmlns:wne="http://schemas.microsoft.com/office/word/2006/wordml" xmlns:wps="http://schemas.microsoft.com/office/word/2010/wordprocessingShape" mc:Ignorable="w14 w15 w16se w16cid w16 w16cex w16sdtdh wp14">
   <w:p>
     <w:pPr>
       <w:pStyle w:val="Header"/>
@@ -4425,7 +3908,7 @@
 </file>
 
 <file path=word/numbering.xml><?xml version="1.0" encoding="utf-8"?>
-<w:numbering xmlns:wpc="http://schemas.microsoft.com/office/word/2010/wordprocessingCanvas" xmlns:cx="http://schemas.microsoft.com/office/drawing/2014/chartex" xmlns:cx1="http://schemas.microsoft.com/office/drawing/2015/9/8/chartex" xmlns:cx2="http://schemas.microsoft.com/office/drawing/2015/10/21/chartex" xmlns:cx3="http://schemas.microsoft.com/office/drawing/2016/5/9/chartex" xmlns:cx4="http://schemas.microsoft.com/office/drawing/2016/5/10/chartex" xmlns:cx5="http://schemas.microsoft.com/office/drawing/2016/5/11/chartex" xmlns:cx6="http://schemas.microsoft.com/office/drawing/2016/5/12/chartex" xmlns:cx7="http://schemas.microsoft.com/office/drawing/2016/5/13/chartex" xmlns:cx8="http://schemas.microsoft.com/office/drawing/2016/5/14/chartex" xmlns:mc="http://schemas.openxmlformats.org/markup-compatibility/2006" xmlns:aink="http://schemas.microsoft.com/office/drawing/2016/ink" xmlns:am3d="http://schemas.microsoft.com/office/drawing/2017/model3d" xmlns:o="urn:schemas-microsoft-com:office:office" xmlns:r="http://schemas.openxmlformats.org/officeDocument/2006/relationships" xmlns:m="http://schemas.openxmlformats.org/officeDocument/2006/math" xmlns:v="urn:schemas-microsoft-com:vml" xmlns:wp14="http://schemas.microsoft.com/office/word/2010/wordprocessingDrawing" xmlns:wp="http://schemas.openxmlformats.org/drawingml/2006/wordprocessingDrawing" xmlns:w10="urn:schemas-microsoft-com:office:word" xmlns:w="http://schemas.openxmlformats.org/wordprocessingml/2006/main" xmlns:w14="http://schemas.microsoft.com/office/word/2010/wordml" xmlns:w15="http://schemas.microsoft.com/office/word/2012/wordml" xmlns:w16cex="http://schemas.microsoft.com/office/word/2018/wordml/cex" xmlns:w16cid="http://schemas.microsoft.com/office/word/2016/wordml/cid" xmlns:w16="http://schemas.microsoft.com/office/word/2018/wordml" xmlns:w16sdtdh="http://schemas.microsoft.com/office/word/2020/wordml/sdtdatahash" xmlns:w16se="http://schemas.microsoft.com/office/word/2015/wordml/symex" xmlns:wpg="http://schemas.microsoft.com/office/word/2010/wordprocessingGroup" xmlns:wpi="http://schemas.microsoft.com/office/word/2010/wordprocessingInk" xmlns:wne="http://schemas.microsoft.com/office/word/2006/wordml" xmlns:wps="http://schemas.microsoft.com/office/word/2010/wordprocessingShape" mc:Ignorable="w14 w15 w16se w16cid w16 w16cex w16sdtdh wp14">
+<w:numbering xmlns:wpc="http://schemas.microsoft.com/office/word/2010/wordprocessingCanvas" xmlns:cx="http://schemas.microsoft.com/office/drawing/2014/chartex" xmlns:cx1="http://schemas.microsoft.com/office/drawing/2015/9/8/chartex" xmlns:cx2="http://schemas.microsoft.com/office/drawing/2015/10/21/chartex" xmlns:cx3="http://schemas.microsoft.com/office/drawing/2016/5/9/chartex" xmlns:cx4="http://schemas.microsoft.com/office/drawing/2016/5/10/chartex" xmlns:cx5="http://schemas.microsoft.com/office/drawing/2016/5/11/chartex" xmlns:cx6="http://schemas.microsoft.com/office/drawing/2016/5/12/chartex" xmlns:cx7="http://schemas.microsoft.com/office/drawing/2016/5/13/chartex" xmlns:cx8="http://schemas.microsoft.com/office/drawing/2016/5/14/chartex" xmlns:mc="http://schemas.openxmlformats.org/markup-compatibility/2006" xmlns:aink="http://schemas.microsoft.com/office/drawing/2016/ink" xmlns:am3d="http://schemas.microsoft.com/office/drawing/2017/model3d" xmlns:o="urn:schemas-microsoft-com:office:office" xmlns:oel="http://schemas.microsoft.com/office/2019/extlst" xmlns:r="http://schemas.openxmlformats.org/officeDocument/2006/relationships" xmlns:m="http://schemas.openxmlformats.org/officeDocument/2006/math" xmlns:v="urn:schemas-microsoft-com:vml" xmlns:wp14="http://schemas.microsoft.com/office/word/2010/wordprocessingDrawing" xmlns:wp="http://schemas.openxmlformats.org/drawingml/2006/wordprocessingDrawing" xmlns:w10="urn:schemas-microsoft-com:office:word" xmlns:w="http://schemas.openxmlformats.org/wordprocessingml/2006/main" xmlns:w14="http://schemas.microsoft.com/office/word/2010/wordml" xmlns:w15="http://schemas.microsoft.com/office/word/2012/wordml" xmlns:w16cex="http://schemas.microsoft.com/office/word/2018/wordml/cex" xmlns:w16cid="http://schemas.microsoft.com/office/word/2016/wordml/cid" xmlns:w16="http://schemas.microsoft.com/office/word/2018/wordml" xmlns:w16sdtdh="http://schemas.microsoft.com/office/word/2020/wordml/sdtdatahash" xmlns:w16se="http://schemas.microsoft.com/office/word/2015/wordml/symex" xmlns:wpg="http://schemas.microsoft.com/office/word/2010/wordprocessingGroup" xmlns:wpi="http://schemas.microsoft.com/office/word/2010/wordprocessingInk" xmlns:wne="http://schemas.microsoft.com/office/word/2006/wordml" xmlns:wps="http://schemas.microsoft.com/office/word/2010/wordprocessingShape" mc:Ignorable="w14 w15 w16se w16cid w16 w16cex w16sdtdh wp14">
   <w:abstractNum w:abstractNumId="0" w15:restartNumberingAfterBreak="0">
     <w:nsid w:val="08B2501C"/>
     <w:multiLevelType w:val="hybridMultilevel"/>
@@ -4539,7 +4022,7 @@
       </w:rPr>
     </w:lvl>
   </w:abstractNum>
-  <w:num w:numId="1">
+  <w:num w:numId="1" w16cid:durableId="1320622158">
     <w:abstractNumId w:val="0"/>
   </w:num>
 </w:numbering>
